--- a/aws-projects/aws-crossregion-disaster-recovery/docs/Cross Region Disaster Recovery.docx
+++ b/aws-projects/aws-crossregion-disaster-recovery/docs/Cross Region Disaster Recovery.docx
@@ -199,15 +199,21 @@
         </w:numPr>
         <w:spacing w:after="0" w:line="259" w:lineRule="auto"/>
         <w:ind w:hanging="360"/>
+        <w:rPr>
+          <w:iCs/>
+        </w:rPr>
       </w:pPr>
       <w:r>
         <w:rPr>
           <w:b/>
-          <w:i/>
+          <w:iCs/>
         </w:rPr>
         <w:t>AWS Free Tier Account</w:t>
       </w:r>
       <w:r>
+        <w:rPr>
+          <w:iCs/>
+        </w:rPr>
         <w:t xml:space="preserve"> </w:t>
       </w:r>
     </w:p>
@@ -219,10 +225,14 @@
         </w:numPr>
         <w:spacing w:after="350" w:line="259" w:lineRule="auto"/>
         <w:ind w:hanging="360"/>
+        <w:rPr>
+          <w:iCs/>
+        </w:rPr>
       </w:pPr>
       <w:r>
         <w:rPr>
           <w:b/>
+          <w:iCs/>
         </w:rPr>
         <w:t xml:space="preserve">Hosted zone / Domain name in Route 53 </w:t>
       </w:r>
@@ -596,9 +606,21 @@
           <w:numId w:val="2"/>
         </w:numPr>
         <w:ind w:left="1497" w:right="40" w:hanging="361"/>
-      </w:pPr>
-      <w:r>
-        <w:t xml:space="preserve">Head over to the EC2 management console and click on Security Groups on the left-hand side of the page. </w:t>
+        <w:rPr>
+          <w:sz w:val="24"/>
+        </w:rPr>
+      </w:pPr>
+      <w:r>
+        <w:rPr>
+          <w:sz w:val="24"/>
+        </w:rPr>
+        <w:t>Go</w:t>
+      </w:r>
+      <w:r>
+        <w:rPr>
+          <w:sz w:val="24"/>
+        </w:rPr>
+        <w:t xml:space="preserve"> over to the EC2 management console and click on Security Groups on the left-hand side of the page. </w:t>
       </w:r>
     </w:p>
     <w:p>
@@ -608,8 +630,14 @@
           <w:numId w:val="2"/>
         </w:numPr>
         <w:ind w:left="1497" w:right="40" w:hanging="361"/>
-      </w:pPr>
-      <w:r>
+        <w:rPr>
+          <w:sz w:val="24"/>
+        </w:rPr>
+      </w:pPr>
+      <w:r>
+        <w:rPr>
+          <w:sz w:val="24"/>
+        </w:rPr>
         <w:t xml:space="preserve">Click ‘Create Security Group’. </w:t>
       </w:r>
     </w:p>
@@ -620,16 +648,28 @@
           <w:numId w:val="2"/>
         </w:numPr>
         <w:ind w:left="1497" w:right="40" w:hanging="361"/>
-      </w:pPr>
-      <w:r>
+        <w:rPr>
+          <w:sz w:val="24"/>
+        </w:rPr>
+      </w:pPr>
+      <w:r>
+        <w:rPr>
+          <w:sz w:val="24"/>
+        </w:rPr>
         <w:t>Call the Security Group: ‘dc-</w:t>
       </w:r>
       <w:proofErr w:type="spellStart"/>
       <w:r>
+        <w:rPr>
+          <w:sz w:val="24"/>
+        </w:rPr>
         <w:t>php</w:t>
       </w:r>
       <w:proofErr w:type="spellEnd"/>
       <w:r>
+        <w:rPr>
+          <w:sz w:val="24"/>
+        </w:rPr>
         <w:t xml:space="preserve">-webapp-webservers-sg’. </w:t>
       </w:r>
     </w:p>
@@ -640,8 +680,14 @@
           <w:numId w:val="2"/>
         </w:numPr>
         <w:ind w:left="1497" w:right="40" w:hanging="361"/>
-      </w:pPr>
-      <w:r>
+        <w:rPr>
+          <w:sz w:val="24"/>
+        </w:rPr>
+      </w:pPr>
+      <w:r>
+        <w:rPr>
+          <w:sz w:val="24"/>
+        </w:rPr>
         <w:t xml:space="preserve">Create in the default VPC. </w:t>
       </w:r>
     </w:p>
@@ -652,8 +698,14 @@
           <w:numId w:val="2"/>
         </w:numPr>
         <w:ind w:left="1497" w:right="40" w:hanging="361"/>
-      </w:pPr>
-      <w:r>
+        <w:rPr>
+          <w:sz w:val="24"/>
+        </w:rPr>
+      </w:pPr>
+      <w:r>
+        <w:rPr>
+          <w:sz w:val="24"/>
+        </w:rPr>
         <w:t xml:space="preserve">Add two rules, HTTP from anywhere (IPv4) and SSH from anywhere (IPv4) – it should look like this:  </w:t>
       </w:r>
     </w:p>
@@ -726,8 +778,14 @@
           <w:numId w:val="2"/>
         </w:numPr>
         <w:ind w:left="1497" w:right="40" w:hanging="361"/>
-      </w:pPr>
-      <w:r>
+        <w:rPr>
+          <w:sz w:val="24"/>
+        </w:rPr>
+      </w:pPr>
+      <w:r>
+        <w:rPr>
+          <w:sz w:val="24"/>
+        </w:rPr>
         <w:t xml:space="preserve">Click create. </w:t>
       </w:r>
     </w:p>
@@ -739,24 +797,42 @@
         </w:numPr>
         <w:spacing w:after="26"/>
         <w:ind w:left="1497" w:right="40" w:hanging="361"/>
-      </w:pPr>
-      <w:r>
+        <w:rPr>
+          <w:sz w:val="24"/>
+        </w:rPr>
+      </w:pPr>
+      <w:r>
+        <w:rPr>
+          <w:sz w:val="24"/>
+        </w:rPr>
         <w:t>Create another security group called ‘dc-</w:t>
       </w:r>
       <w:proofErr w:type="spellStart"/>
       <w:r>
+        <w:rPr>
+          <w:sz w:val="24"/>
+        </w:rPr>
         <w:t>php</w:t>
       </w:r>
       <w:proofErr w:type="spellEnd"/>
       <w:r>
+        <w:rPr>
+          <w:sz w:val="24"/>
+        </w:rPr>
         <w:t>-webapp-</w:t>
       </w:r>
       <w:proofErr w:type="spellStart"/>
       <w:r>
+        <w:rPr>
+          <w:sz w:val="24"/>
+        </w:rPr>
         <w:t>dbservers</w:t>
       </w:r>
       <w:proofErr w:type="spellEnd"/>
       <w:r>
+        <w:rPr>
+          <w:sz w:val="24"/>
+        </w:rPr>
         <w:t xml:space="preserve">-sg’ also in the default VPC. </w:t>
       </w:r>
     </w:p>
@@ -767,8 +843,14 @@
           <w:numId w:val="2"/>
         </w:numPr>
         <w:ind w:left="1497" w:right="40" w:hanging="361"/>
-      </w:pPr>
-      <w:r>
+        <w:rPr>
+          <w:sz w:val="24"/>
+        </w:rPr>
+      </w:pPr>
+      <w:r>
+        <w:rPr>
+          <w:sz w:val="24"/>
+        </w:rPr>
         <w:t xml:space="preserve">For the inbound rule, add ‘MySQL/Aurora’ port 3306 with the source being the Web server security group we previously created. Like this: </w:t>
       </w:r>
     </w:p>
@@ -858,6 +940,7 @@
         <w:ind w:left="0" w:firstLine="0"/>
       </w:pPr>
       <w:r>
+        <w:lastRenderedPageBreak/>
         <w:t xml:space="preserve"> </w:t>
       </w:r>
     </w:p>
@@ -870,7 +953,6 @@
         <w:ind w:left="1497" w:right="40" w:hanging="361"/>
       </w:pPr>
       <w:r>
-        <w:lastRenderedPageBreak/>
         <w:t xml:space="preserve">Click create. </w:t>
       </w:r>
     </w:p>
@@ -1195,8 +1277,14 @@
           <w:numId w:val="4"/>
         </w:numPr>
         <w:ind w:right="40" w:hanging="360"/>
-      </w:pPr>
-      <w:r>
+        <w:rPr>
+          <w:sz w:val="24"/>
+        </w:rPr>
+      </w:pPr>
+      <w:r>
+        <w:rPr>
+          <w:sz w:val="24"/>
+        </w:rPr>
         <w:t xml:space="preserve">Go over to the IAM console and click ‘Policies’. </w:t>
       </w:r>
     </w:p>
@@ -1207,39 +1295,66 @@
           <w:numId w:val="4"/>
         </w:numPr>
         <w:ind w:right="40" w:hanging="360"/>
-      </w:pPr>
-      <w:r>
+        <w:rPr>
+          <w:sz w:val="24"/>
+        </w:rPr>
+      </w:pPr>
+      <w:r>
+        <w:rPr>
+          <w:sz w:val="24"/>
+        </w:rPr>
         <w:t>Create new policy and click on the JSON tab and paste in the JSON code from the resources download called ‘dc-</w:t>
       </w:r>
       <w:proofErr w:type="spellStart"/>
       <w:r>
+        <w:rPr>
+          <w:sz w:val="24"/>
+        </w:rPr>
         <w:t>php</w:t>
       </w:r>
       <w:proofErr w:type="spellEnd"/>
       <w:r>
+        <w:rPr>
+          <w:sz w:val="24"/>
+        </w:rPr>
         <w:t>-webapp-webserver-secrets-</w:t>
       </w:r>
       <w:proofErr w:type="spellStart"/>
       <w:proofErr w:type="gramStart"/>
       <w:r>
+        <w:rPr>
+          <w:sz w:val="24"/>
+        </w:rPr>
         <w:t>access.json</w:t>
       </w:r>
       <w:proofErr w:type="spellEnd"/>
       <w:proofErr w:type="gramEnd"/>
       <w:r>
+        <w:rPr>
+          <w:sz w:val="24"/>
+        </w:rPr>
         <w:t xml:space="preserve">’ and call it by the same name (without </w:t>
       </w:r>
       <w:proofErr w:type="gramStart"/>
       <w:r>
+        <w:rPr>
+          <w:sz w:val="24"/>
+        </w:rPr>
         <w:t>the .</w:t>
       </w:r>
       <w:proofErr w:type="spellStart"/>
       <w:r>
+        <w:rPr>
+          <w:sz w:val="24"/>
+        </w:rPr>
         <w:t>json</w:t>
       </w:r>
       <w:proofErr w:type="spellEnd"/>
       <w:proofErr w:type="gramEnd"/>
       <w:r>
+        <w:rPr>
+          <w:sz w:val="24"/>
+        </w:rPr>
         <w:t xml:space="preserve">). </w:t>
       </w:r>
     </w:p>
@@ -1250,8 +1365,14 @@
           <w:numId w:val="4"/>
         </w:numPr>
         <w:ind w:right="40" w:hanging="360"/>
-      </w:pPr>
-      <w:r>
+        <w:rPr>
+          <w:sz w:val="24"/>
+        </w:rPr>
+      </w:pPr>
+      <w:r>
+        <w:rPr>
+          <w:sz w:val="24"/>
+        </w:rPr>
         <w:t xml:space="preserve">Then click create. </w:t>
       </w:r>
     </w:p>
@@ -1262,24 +1383,42 @@
           <w:numId w:val="4"/>
         </w:numPr>
         <w:ind w:right="40" w:hanging="360"/>
-      </w:pPr>
-      <w:r>
+        <w:rPr>
+          <w:sz w:val="24"/>
+        </w:rPr>
+      </w:pPr>
+      <w:r>
+        <w:rPr>
+          <w:sz w:val="24"/>
+        </w:rPr>
         <w:t>Now create a role from the policy by clicking ‘Roles’, ‘Create role’, select EC2 as the use case, and select the policy just created. Call it ‘dc-</w:t>
       </w:r>
       <w:proofErr w:type="spellStart"/>
       <w:r>
+        <w:rPr>
+          <w:sz w:val="24"/>
+        </w:rPr>
         <w:t>php</w:t>
       </w:r>
       <w:proofErr w:type="spellEnd"/>
       <w:r>
+        <w:rPr>
+          <w:sz w:val="24"/>
+        </w:rPr>
         <w:t>-webapp-</w:t>
       </w:r>
       <w:proofErr w:type="spellStart"/>
       <w:r>
+        <w:rPr>
+          <w:sz w:val="24"/>
+        </w:rPr>
         <w:t>webserversecrets</w:t>
       </w:r>
       <w:proofErr w:type="spellEnd"/>
       <w:r>
+        <w:rPr>
+          <w:sz w:val="24"/>
+        </w:rPr>
         <w:t xml:space="preserve">-access-role’.  </w:t>
       </w:r>
     </w:p>
@@ -1290,8 +1429,14 @@
           <w:numId w:val="4"/>
         </w:numPr>
         <w:ind w:right="40" w:hanging="360"/>
-      </w:pPr>
-      <w:r>
+        <w:rPr>
+          <w:sz w:val="24"/>
+        </w:rPr>
+      </w:pPr>
+      <w:r>
+        <w:rPr>
+          <w:sz w:val="24"/>
+        </w:rPr>
         <w:t xml:space="preserve">Click Create. </w:t>
       </w:r>
     </w:p>
@@ -1355,8 +1500,14 @@
           <w:numId w:val="5"/>
         </w:numPr>
         <w:ind w:right="40" w:hanging="360"/>
-      </w:pPr>
-      <w:r>
+        <w:rPr>
+          <w:sz w:val="24"/>
+        </w:rPr>
+      </w:pPr>
+      <w:r>
+        <w:rPr>
+          <w:sz w:val="24"/>
+        </w:rPr>
         <w:t xml:space="preserve">Head to the EC2 console and click ‘Launch instance’. </w:t>
       </w:r>
     </w:p>
@@ -1367,24 +1518,42 @@
           <w:numId w:val="5"/>
         </w:numPr>
         <w:ind w:right="40" w:hanging="360"/>
-      </w:pPr>
-      <w:r>
+        <w:rPr>
+          <w:sz w:val="24"/>
+        </w:rPr>
+      </w:pPr>
+      <w:r>
+        <w:rPr>
+          <w:sz w:val="24"/>
+        </w:rPr>
         <w:t>We will call this ‘dc-</w:t>
       </w:r>
       <w:proofErr w:type="spellStart"/>
       <w:r>
+        <w:rPr>
+          <w:sz w:val="24"/>
+        </w:rPr>
         <w:t>php</w:t>
       </w:r>
       <w:proofErr w:type="spellEnd"/>
       <w:r>
+        <w:rPr>
+          <w:sz w:val="24"/>
+        </w:rPr>
         <w:t>-webapp-</w:t>
       </w:r>
       <w:proofErr w:type="spellStart"/>
       <w:r>
+        <w:rPr>
+          <w:sz w:val="24"/>
+        </w:rPr>
         <w:t>ami</w:t>
       </w:r>
       <w:proofErr w:type="spellEnd"/>
       <w:r>
+        <w:rPr>
+          <w:sz w:val="24"/>
+        </w:rPr>
         <w:t xml:space="preserve">’. </w:t>
       </w:r>
     </w:p>
@@ -1395,16 +1564,28 @@
           <w:numId w:val="5"/>
         </w:numPr>
         <w:ind w:right="40" w:hanging="360"/>
-      </w:pPr>
-      <w:r>
+        <w:rPr>
+          <w:sz w:val="24"/>
+        </w:rPr>
+      </w:pPr>
+      <w:r>
+        <w:rPr>
+          <w:sz w:val="24"/>
+        </w:rPr>
         <w:t xml:space="preserve">For the AMI, click ‘browse more </w:t>
       </w:r>
       <w:proofErr w:type="spellStart"/>
       <w:r>
+        <w:rPr>
+          <w:sz w:val="24"/>
+        </w:rPr>
         <w:t>AMIs’</w:t>
       </w:r>
       <w:proofErr w:type="spellEnd"/>
       <w:r>
+        <w:rPr>
+          <w:sz w:val="24"/>
+        </w:rPr>
         <w:t xml:space="preserve"> and head over to ‘Community AMIs’. </w:t>
       </w:r>
     </w:p>
@@ -1415,8 +1596,14 @@
           <w:numId w:val="5"/>
         </w:numPr>
         <w:ind w:right="40" w:hanging="360"/>
-      </w:pPr>
-      <w:r>
+        <w:rPr>
+          <w:sz w:val="24"/>
+        </w:rPr>
+      </w:pPr>
+      <w:r>
+        <w:rPr>
+          <w:sz w:val="24"/>
+        </w:rPr>
         <w:t xml:space="preserve">The AMI id is the following: ‘ami-0501e1ca29a191252’ if you search for this one AMI should show: </w:t>
       </w:r>
     </w:p>
@@ -1424,8 +1611,14 @@
       <w:pPr>
         <w:spacing w:after="0" w:line="259" w:lineRule="auto"/>
         <w:ind w:left="721" w:firstLine="0"/>
-      </w:pPr>
-      <w:r>
+        <w:rPr>
+          <w:sz w:val="24"/>
+        </w:rPr>
+      </w:pPr>
+      <w:r>
+        <w:rPr>
+          <w:sz w:val="24"/>
+        </w:rPr>
         <w:t xml:space="preserve"> </w:t>
       </w:r>
     </w:p>
@@ -1440,9 +1633,9 @@
           <w:noProof/>
         </w:rPr>
         <w:drawing>
-          <wp:inline distT="0" distB="0" distL="0" distR="0" wp14:anchorId="731C7446" wp14:editId="25A58756">
-            <wp:extent cx="5731510" cy="1898015"/>
-            <wp:effectExtent l="0" t="0" r="0" b="0"/>
+          <wp:inline distT="0" distB="0" distL="0" distR="0" wp14:anchorId="731C7446" wp14:editId="4B16E1AE">
+            <wp:extent cx="5917721" cy="2251495"/>
+            <wp:effectExtent l="0" t="0" r="6985" b="0"/>
             <wp:docPr id="814" name="Picture 814"/>
             <wp:cNvGraphicFramePr/>
             <a:graphic xmlns:a="http://schemas.openxmlformats.org/drawingml/2006/main">
@@ -1461,7 +1654,7 @@
                   <pic:spPr>
                     <a:xfrm>
                       <a:off x="0" y="0"/>
-                      <a:ext cx="5731510" cy="1898015"/>
+                      <a:ext cx="5928058" cy="2255428"/>
                     </a:xfrm>
                     <a:prstGeom prst="rect">
                       <a:avLst/>
@@ -1493,8 +1686,14 @@
           <w:numId w:val="5"/>
         </w:numPr>
         <w:ind w:right="40" w:hanging="360"/>
-      </w:pPr>
-      <w:r>
+        <w:rPr>
+          <w:sz w:val="24"/>
+        </w:rPr>
+      </w:pPr>
+      <w:r>
+        <w:rPr>
+          <w:sz w:val="24"/>
+        </w:rPr>
         <w:t xml:space="preserve">Select this AMI and choose ‘proceed without a key pair’. </w:t>
       </w:r>
     </w:p>
@@ -1505,16 +1704,28 @@
           <w:numId w:val="5"/>
         </w:numPr>
         <w:ind w:right="40" w:hanging="360"/>
-      </w:pPr>
-      <w:r>
+        <w:rPr>
+          <w:sz w:val="24"/>
+        </w:rPr>
+      </w:pPr>
+      <w:r>
+        <w:rPr>
+          <w:sz w:val="24"/>
+        </w:rPr>
         <w:t>Select the ‘dc-</w:t>
       </w:r>
       <w:proofErr w:type="spellStart"/>
       <w:r>
+        <w:rPr>
+          <w:sz w:val="24"/>
+        </w:rPr>
         <w:t>php</w:t>
       </w:r>
       <w:proofErr w:type="spellEnd"/>
       <w:r>
+        <w:rPr>
+          <w:sz w:val="24"/>
+        </w:rPr>
         <w:t xml:space="preserve">-webapp-webservers-sg’ security group and remove the default security group. </w:t>
       </w:r>
     </w:p>
@@ -1525,8 +1736,14 @@
           <w:numId w:val="5"/>
         </w:numPr>
         <w:ind w:right="40" w:hanging="360"/>
-      </w:pPr>
-      <w:r>
+        <w:rPr>
+          <w:sz w:val="24"/>
+        </w:rPr>
+      </w:pPr>
+      <w:r>
+        <w:rPr>
+          <w:sz w:val="24"/>
+        </w:rPr>
         <w:t xml:space="preserve">Select the IAM role created earlier and click launch instance.  </w:t>
       </w:r>
     </w:p>
@@ -1537,14 +1754,26 @@
           <w:numId w:val="5"/>
         </w:numPr>
         <w:ind w:right="40" w:hanging="360"/>
-      </w:pPr>
-      <w:r>
+        <w:rPr>
+          <w:sz w:val="24"/>
+        </w:rPr>
+      </w:pPr>
+      <w:r>
+        <w:rPr>
+          <w:sz w:val="24"/>
+        </w:rPr>
         <w:t xml:space="preserve">Once launched and running, connect to </w:t>
       </w:r>
       <w:r>
+        <w:rPr>
+          <w:sz w:val="24"/>
+        </w:rPr>
         <w:t>the</w:t>
       </w:r>
       <w:r>
+        <w:rPr>
+          <w:sz w:val="24"/>
+        </w:rPr>
         <w:t xml:space="preserve"> instance using EC2 instance connect.  </w:t>
       </w:r>
     </w:p>
@@ -1556,16 +1785,28 @@
         </w:numPr>
         <w:spacing w:after="172"/>
         <w:ind w:right="40" w:hanging="360"/>
-      </w:pPr>
-      <w:r>
+        <w:rPr>
+          <w:sz w:val="24"/>
+        </w:rPr>
+      </w:pPr>
+      <w:r>
+        <w:rPr>
+          <w:sz w:val="24"/>
+        </w:rPr>
         <w:t xml:space="preserve">Run the following two commands to update the instance and install </w:t>
       </w:r>
       <w:proofErr w:type="spellStart"/>
       <w:r>
+        <w:rPr>
+          <w:sz w:val="24"/>
+        </w:rPr>
         <w:t>mysql</w:t>
       </w:r>
       <w:proofErr w:type="spellEnd"/>
       <w:r>
+        <w:rPr>
+          <w:sz w:val="24"/>
+        </w:rPr>
         <w:t xml:space="preserve">: </w:t>
       </w:r>
     </w:p>
@@ -1574,11 +1815,13 @@
         <w:spacing w:after="171"/>
         <w:ind w:left="356" w:right="40"/>
         <w:rPr>
+          <w:sz w:val="24"/>
           <w:lang w:val="es-ES"/>
         </w:rPr>
       </w:pPr>
       <w:r>
         <w:rPr>
+          <w:sz w:val="24"/>
           <w:lang w:val="es-ES"/>
         </w:rPr>
         <w:t xml:space="preserve">sudo </w:t>
@@ -1586,6 +1829,7 @@
       <w:proofErr w:type="spellStart"/>
       <w:r>
         <w:rPr>
+          <w:sz w:val="24"/>
           <w:lang w:val="es-ES"/>
         </w:rPr>
         <w:t>yum</w:t>
@@ -1593,6 +1837,7 @@
       <w:proofErr w:type="spellEnd"/>
       <w:r>
         <w:rPr>
+          <w:sz w:val="24"/>
           <w:lang w:val="es-ES"/>
         </w:rPr>
         <w:t xml:space="preserve"> </w:t>
@@ -1600,6 +1845,7 @@
       <w:proofErr w:type="spellStart"/>
       <w:r>
         <w:rPr>
+          <w:sz w:val="24"/>
           <w:lang w:val="es-ES"/>
         </w:rPr>
         <w:t>update</w:t>
@@ -1607,6 +1853,7 @@
       <w:proofErr w:type="spellEnd"/>
       <w:r>
         <w:rPr>
+          <w:sz w:val="24"/>
           <w:lang w:val="es-ES"/>
         </w:rPr>
         <w:t xml:space="preserve"> -y </w:t>
@@ -1617,11 +1864,13 @@
         <w:spacing w:after="166"/>
         <w:ind w:left="356" w:right="40"/>
         <w:rPr>
+          <w:sz w:val="24"/>
           <w:lang w:val="es-ES"/>
         </w:rPr>
       </w:pPr>
       <w:r>
         <w:rPr>
+          <w:sz w:val="24"/>
           <w:lang w:val="es-ES"/>
         </w:rPr>
         <w:t xml:space="preserve">sudo </w:t>
@@ -1629,6 +1878,7 @@
       <w:proofErr w:type="spellStart"/>
       <w:r>
         <w:rPr>
+          <w:sz w:val="24"/>
           <w:lang w:val="es-ES"/>
         </w:rPr>
         <w:t>amazon</w:t>
@@ -1636,6 +1886,7 @@
       <w:proofErr w:type="spellEnd"/>
       <w:r>
         <w:rPr>
+          <w:sz w:val="24"/>
           <w:lang w:val="es-ES"/>
         </w:rPr>
         <w:t>-</w:t>
@@ -1643,6 +1894,7 @@
       <w:proofErr w:type="spellStart"/>
       <w:r>
         <w:rPr>
+          <w:sz w:val="24"/>
           <w:lang w:val="es-ES"/>
         </w:rPr>
         <w:t>linux</w:t>
@@ -1650,6 +1902,7 @@
       <w:proofErr w:type="spellEnd"/>
       <w:r>
         <w:rPr>
+          <w:sz w:val="24"/>
           <w:lang w:val="es-ES"/>
         </w:rPr>
         <w:t xml:space="preserve">-extras </w:t>
@@ -1657,6 +1910,7 @@
       <w:proofErr w:type="spellStart"/>
       <w:r>
         <w:rPr>
+          <w:sz w:val="24"/>
           <w:lang w:val="es-ES"/>
         </w:rPr>
         <w:t>install</w:t>
@@ -1664,6 +1918,7 @@
       <w:proofErr w:type="spellEnd"/>
       <w:r>
         <w:rPr>
+          <w:sz w:val="24"/>
           <w:lang w:val="es-ES"/>
         </w:rPr>
         <w:t xml:space="preserve"> php8.0 mariadb10.5 </w:t>
@@ -1676,8 +1931,14 @@
           <w:numId w:val="5"/>
         </w:numPr>
         <w:ind w:right="40" w:hanging="360"/>
-      </w:pPr>
-      <w:r>
+        <w:rPr>
+          <w:sz w:val="24"/>
+        </w:rPr>
+      </w:pPr>
+      <w:r>
+        <w:rPr>
+          <w:sz w:val="24"/>
+        </w:rPr>
         <w:t xml:space="preserve">We are now ready to connect to the database. Run the following command, adding the database endpoint in the middle. </w:t>
       </w:r>
     </w:p>
@@ -1685,10 +1946,14 @@
       <w:pPr>
         <w:spacing w:after="28" w:line="259" w:lineRule="auto"/>
         <w:ind w:left="721" w:firstLine="0"/>
+        <w:rPr>
+          <w:sz w:val="24"/>
+        </w:rPr>
       </w:pPr>
       <w:r>
         <w:rPr>
           <w:b/>
+          <w:sz w:val="24"/>
         </w:rPr>
         <w:t xml:space="preserve"> </w:t>
       </w:r>
@@ -1697,14 +1962,21 @@
       <w:pPr>
         <w:spacing w:line="297" w:lineRule="auto"/>
         <w:ind w:left="731" w:right="40"/>
+        <w:rPr>
+          <w:sz w:val="24"/>
+        </w:rPr>
       </w:pPr>
       <w:r>
         <w:rPr>
           <w:b/>
+          <w:sz w:val="24"/>
         </w:rPr>
         <w:t>Note:</w:t>
       </w:r>
       <w:r>
+        <w:rPr>
+          <w:sz w:val="24"/>
+        </w:rPr>
         <w:t xml:space="preserve"> the database commands are also included in the ‘db-commands-frominstance.md’ file in the resource download. </w:t>
       </w:r>
     </w:p>
@@ -1712,8 +1984,14 @@
       <w:pPr>
         <w:spacing w:after="7" w:line="259" w:lineRule="auto"/>
         <w:ind w:left="721" w:firstLine="0"/>
-      </w:pPr>
-      <w:r>
+        <w:rPr>
+          <w:sz w:val="24"/>
+        </w:rPr>
+      </w:pPr>
+      <w:r>
+        <w:rPr>
+          <w:sz w:val="24"/>
+        </w:rPr>
         <w:t xml:space="preserve"> </w:t>
       </w:r>
     </w:p>
@@ -1721,31 +1999,53 @@
       <w:pPr>
         <w:spacing w:after="158" w:line="259" w:lineRule="auto"/>
         <w:ind w:left="721" w:firstLine="0"/>
+        <w:rPr>
+          <w:sz w:val="24"/>
+        </w:rPr>
       </w:pPr>
       <w:proofErr w:type="spellStart"/>
       <w:r>
+        <w:rPr>
+          <w:sz w:val="24"/>
+        </w:rPr>
         <w:t>mysql</w:t>
       </w:r>
       <w:proofErr w:type="spellEnd"/>
       <w:r>
+        <w:rPr>
+          <w:sz w:val="24"/>
+        </w:rPr>
         <w:t xml:space="preserve"> -h </w:t>
       </w:r>
       <w:r>
         <w:rPr>
           <w:color w:val="16191F"/>
-          <w:sz w:val="21"/>
+          <w:sz w:val="24"/>
         </w:rPr>
         <w:t>**YOURENDPOINTHERE**</w:t>
       </w:r>
       <w:r>
+        <w:rPr>
+          <w:sz w:val="24"/>
+        </w:rPr>
         <w:t xml:space="preserve"> -u admin -p </w:t>
       </w:r>
     </w:p>
     <w:p>
       <w:pPr>
         <w:ind w:left="356" w:right="40"/>
-      </w:pPr>
-      <w:r>
+        <w:rPr>
+          <w:b/>
+          <w:bCs/>
+          <w:sz w:val="24"/>
+        </w:rPr>
+      </w:pPr>
+      <w:r>
+        <w:rPr>
+          <w:b/>
+          <w:bCs/>
+          <w:sz w:val="24"/>
+        </w:rPr>
         <w:t xml:space="preserve">It should look like this: </w:t>
       </w:r>
     </w:p>
@@ -1799,6 +2099,7 @@
         <w:ind w:left="361" w:firstLine="0"/>
       </w:pPr>
       <w:r>
+        <w:lastRenderedPageBreak/>
         <w:t xml:space="preserve"> </w:t>
       </w:r>
     </w:p>
@@ -1806,8 +2107,14 @@
       <w:pPr>
         <w:spacing w:after="166"/>
         <w:ind w:left="356" w:right="40"/>
-      </w:pPr>
-      <w:r>
+        <w:rPr>
+          <w:sz w:val="24"/>
+        </w:rPr>
+      </w:pPr>
+      <w:r>
+        <w:rPr>
+          <w:sz w:val="24"/>
+        </w:rPr>
         <w:t xml:space="preserve">Enter your password and connect: </w:t>
       </w:r>
     </w:p>
@@ -1818,8 +2125,14 @@
           <w:numId w:val="5"/>
         </w:numPr>
         <w:ind w:right="40" w:hanging="360"/>
-      </w:pPr>
-      <w:r>
+        <w:rPr>
+          <w:sz w:val="24"/>
+        </w:rPr>
+      </w:pPr>
+      <w:r>
+        <w:rPr>
+          <w:sz w:val="24"/>
+        </w:rPr>
         <w:t xml:space="preserve">You now need to create the tables within the database called sample; </w:t>
       </w:r>
     </w:p>
@@ -1832,7 +2145,6 @@
         <w:rPr>
           <w:noProof/>
         </w:rPr>
-        <w:lastRenderedPageBreak/>
         <w:drawing>
           <wp:inline distT="0" distB="0" distL="0" distR="0" wp14:anchorId="4393FC98" wp14:editId="1F4E2771">
             <wp:extent cx="5731510" cy="1556385"/>
@@ -1880,8 +2192,14 @@
     <w:p>
       <w:pPr>
         <w:ind w:left="731" w:right="40"/>
-      </w:pPr>
-      <w:r>
+        <w:rPr>
+          <w:sz w:val="24"/>
+        </w:rPr>
+      </w:pPr>
+      <w:r>
+        <w:rPr>
+          <w:sz w:val="24"/>
+        </w:rPr>
         <w:t xml:space="preserve">use sample; </w:t>
       </w:r>
     </w:p>
@@ -1889,8 +2207,14 @@
       <w:pPr>
         <w:spacing w:after="2" w:line="259" w:lineRule="auto"/>
         <w:ind w:left="721" w:firstLine="0"/>
-      </w:pPr>
-      <w:r>
+        <w:rPr>
+          <w:sz w:val="24"/>
+        </w:rPr>
+      </w:pPr>
+      <w:r>
+        <w:rPr>
+          <w:sz w:val="24"/>
+        </w:rPr>
         <w:t xml:space="preserve"> </w:t>
       </w:r>
     </w:p>
@@ -1902,8 +2226,14 @@
         </w:numPr>
         <w:spacing w:after="166"/>
         <w:ind w:right="40" w:hanging="360"/>
-      </w:pPr>
-      <w:r>
+        <w:rPr>
+          <w:sz w:val="24"/>
+        </w:rPr>
+      </w:pPr>
+      <w:r>
+        <w:rPr>
+          <w:sz w:val="24"/>
+        </w:rPr>
         <w:t xml:space="preserve">Then run the following SQL statement to create the table: </w:t>
       </w:r>
     </w:p>
@@ -2021,18 +2351,15 @@
         </w:numPr>
         <w:spacing w:after="231"/>
         <w:ind w:right="40" w:hanging="360"/>
-      </w:pPr>
-      <w:r>
+        <w:rPr>
+          <w:sz w:val="24"/>
+        </w:rPr>
+      </w:pPr>
+      <w:r>
+        <w:rPr>
+          <w:sz w:val="24"/>
+        </w:rPr>
         <w:t xml:space="preserve">You are now ready to launch the read replica in the secondary Region (us-west-1). </w:t>
-      </w:r>
-    </w:p>
-    <w:p>
-      <w:pPr>
-        <w:spacing w:after="429" w:line="259" w:lineRule="auto"/>
-        <w:ind w:left="0" w:firstLine="0"/>
-      </w:pPr>
-      <w:r>
-        <w:t xml:space="preserve"> </w:t>
       </w:r>
     </w:p>
     <w:p>
@@ -2106,8 +2433,14 @@
           <w:numId w:val="6"/>
         </w:numPr>
         <w:ind w:right="40" w:hanging="360"/>
-      </w:pPr>
-      <w:r>
+        <w:rPr>
+          <w:sz w:val="24"/>
+        </w:rPr>
+      </w:pPr>
+      <w:r>
+        <w:rPr>
+          <w:sz w:val="24"/>
+        </w:rPr>
         <w:t xml:space="preserve">Create the same security groups in us-west-1 as us-east-1 and modify the database to use the correct DB security group. </w:t>
       </w:r>
     </w:p>
@@ -2118,8 +2451,14 @@
           <w:numId w:val="6"/>
         </w:numPr>
         <w:ind w:right="40" w:hanging="360"/>
-      </w:pPr>
-      <w:r>
+        <w:rPr>
+          <w:sz w:val="24"/>
+        </w:rPr>
+      </w:pPr>
+      <w:r>
+        <w:rPr>
+          <w:sz w:val="24"/>
+        </w:rPr>
         <w:t xml:space="preserve">Click on the database, click on ‘Actions’ and ‘Create Read Replica’.  </w:t>
       </w:r>
     </w:p>
@@ -2130,26 +2469,44 @@
           <w:numId w:val="6"/>
         </w:numPr>
         <w:ind w:right="40" w:hanging="360"/>
-      </w:pPr>
-      <w:r>
+        <w:rPr>
+          <w:sz w:val="24"/>
+        </w:rPr>
+      </w:pPr>
+      <w:r>
+        <w:rPr>
+          <w:sz w:val="24"/>
+        </w:rPr>
         <w:t xml:space="preserve">Select the secondary Region (us-west-1, </w:t>
       </w:r>
       <w:proofErr w:type="spellStart"/>
       <w:proofErr w:type="gramStart"/>
       <w:r>
+        <w:rPr>
+          <w:sz w:val="24"/>
+        </w:rPr>
         <w:t>N.California</w:t>
       </w:r>
       <w:proofErr w:type="spellEnd"/>
       <w:proofErr w:type="gramEnd"/>
       <w:r>
+        <w:rPr>
+          <w:sz w:val="24"/>
+        </w:rPr>
         <w:t>) and set the ‘DB instance identifier’ to ‘dc-</w:t>
       </w:r>
       <w:proofErr w:type="spellStart"/>
       <w:r>
+        <w:rPr>
+          <w:sz w:val="24"/>
+        </w:rPr>
         <w:t>php</w:t>
       </w:r>
       <w:proofErr w:type="spellEnd"/>
       <w:r>
+        <w:rPr>
+          <w:sz w:val="24"/>
+        </w:rPr>
         <w:t xml:space="preserve">-webapp-database-west’. </w:t>
       </w:r>
     </w:p>
@@ -2160,8 +2517,14 @@
           <w:numId w:val="6"/>
         </w:numPr>
         <w:ind w:right="40" w:hanging="360"/>
-      </w:pPr>
-      <w:r>
+        <w:rPr>
+          <w:sz w:val="24"/>
+        </w:rPr>
+      </w:pPr>
+      <w:r>
+        <w:rPr>
+          <w:sz w:val="24"/>
+        </w:rPr>
         <w:t xml:space="preserve">Remove the default security group and add the DB security group. </w:t>
       </w:r>
     </w:p>
@@ -2172,8 +2535,14 @@
           <w:numId w:val="6"/>
         </w:numPr>
         <w:ind w:right="40" w:hanging="360"/>
-      </w:pPr>
-      <w:r>
+        <w:rPr>
+          <w:sz w:val="24"/>
+        </w:rPr>
+      </w:pPr>
+      <w:r>
+        <w:rPr>
+          <w:sz w:val="24"/>
+        </w:rPr>
         <w:t xml:space="preserve">Click ‘Create Read Replica’. We should now see it provisioning if we go to the RDS console in the us-west-1 Region.  </w:t>
       </w:r>
     </w:p>
@@ -2190,12 +2559,33 @@
       <w:pPr>
         <w:spacing w:after="49" w:line="269" w:lineRule="auto"/>
         <w:ind w:left="-5"/>
-      </w:pPr>
-      <w:r>
         <w:rPr>
           <w:color w:val="0000FF"/>
           <w:sz w:val="32"/>
         </w:rPr>
+      </w:pPr>
+    </w:p>
+    <w:p>
+      <w:pPr>
+        <w:spacing w:after="49" w:line="269" w:lineRule="auto"/>
+        <w:ind w:left="-5"/>
+        <w:rPr>
+          <w:color w:val="0000FF"/>
+          <w:sz w:val="32"/>
+        </w:rPr>
+      </w:pPr>
+    </w:p>
+    <w:p>
+      <w:pPr>
+        <w:spacing w:after="49" w:line="269" w:lineRule="auto"/>
+        <w:ind w:left="-5"/>
+      </w:pPr>
+      <w:r>
+        <w:rPr>
+          <w:color w:val="0000FF"/>
+          <w:sz w:val="32"/>
+        </w:rPr>
+        <w:lastRenderedPageBreak/>
         <w:t xml:space="preserve">Exercise 5 – Store the Database credentials in AWS Secrets </w:t>
       </w:r>
     </w:p>
@@ -2240,7 +2630,6 @@
         <w:rPr>
           <w:sz w:val="26"/>
         </w:rPr>
-        <w:lastRenderedPageBreak/>
         <w:t xml:space="preserve">You will now create a Secret within AWS Secrets Manager to store the database parameters. This will allow us to easily failover from the Primary Region to the Secondary Region later. </w:t>
       </w:r>
     </w:p>
@@ -2252,8 +2641,14 @@
         </w:numPr>
         <w:spacing w:after="15" w:line="259" w:lineRule="auto"/>
         <w:ind w:right="40" w:hanging="360"/>
-      </w:pPr>
-      <w:r>
+        <w:rPr>
+          <w:sz w:val="24"/>
+        </w:rPr>
+      </w:pPr>
+      <w:r>
+        <w:rPr>
+          <w:sz w:val="24"/>
+        </w:rPr>
         <w:t xml:space="preserve">Go the AWS Secrets Manager console in us-east-1 and click ‘store a new secret’.  </w:t>
       </w:r>
     </w:p>
@@ -2264,18 +2659,21 @@
           <w:numId w:val="7"/>
         </w:numPr>
         <w:ind w:right="40" w:hanging="360"/>
-      </w:pPr>
-      <w:r>
-        <w:t xml:space="preserve">Under ‘Credentials for Amazon RDS database’ add your </w:t>
-      </w:r>
-      <w:proofErr w:type="gramStart"/>
-      <w:r>
-        <w:t>user</w:t>
-      </w:r>
-      <w:proofErr w:type="gramEnd"/>
-      <w:r>
-        <w:t xml:space="preserve"> name and password which we configured earlier, and choose the database instance which we created earlier: </w:t>
-      </w:r>
+        <w:rPr>
+          <w:sz w:val="24"/>
+        </w:rPr>
+      </w:pPr>
+      <w:r>
+        <w:rPr>
+          <w:sz w:val="24"/>
+        </w:rPr>
+        <w:t xml:space="preserve">Under ‘Credentials for Amazon RDS database’ add your username and password which we configured earlier, and choose the database instance which we created earlier: </w:t>
+      </w:r>
+    </w:p>
+    <w:p>
+      <w:pPr>
+        <w:ind w:left="706" w:right="40" w:firstLine="0"/>
+      </w:pPr>
     </w:p>
     <w:p>
       <w:pPr>
@@ -2337,24 +2735,42 @@
           <w:numId w:val="7"/>
         </w:numPr>
         <w:ind w:right="40" w:hanging="360"/>
-      </w:pPr>
-      <w:r>
+        <w:rPr>
+          <w:sz w:val="24"/>
+        </w:rPr>
+      </w:pPr>
+      <w:r>
+        <w:rPr>
+          <w:sz w:val="24"/>
+        </w:rPr>
         <w:t>Set the name to ‘dc-</w:t>
       </w:r>
       <w:proofErr w:type="spellStart"/>
       <w:r>
+        <w:rPr>
+          <w:sz w:val="24"/>
+        </w:rPr>
         <w:t>php</w:t>
       </w:r>
       <w:proofErr w:type="spellEnd"/>
       <w:r>
+        <w:rPr>
+          <w:sz w:val="24"/>
+        </w:rPr>
         <w:t>-webapp-</w:t>
       </w:r>
       <w:proofErr w:type="spellStart"/>
       <w:r>
+        <w:rPr>
+          <w:sz w:val="24"/>
+        </w:rPr>
         <w:t>db</w:t>
       </w:r>
       <w:proofErr w:type="spellEnd"/>
       <w:r>
+        <w:rPr>
+          <w:sz w:val="24"/>
+        </w:rPr>
         <w:t xml:space="preserve">-secret’ – this is very important as the code bundled in the AMI references this secret.  </w:t>
       </w:r>
     </w:p>
@@ -2365,8 +2781,14 @@
           <w:numId w:val="7"/>
         </w:numPr>
         <w:ind w:right="40" w:hanging="360"/>
-      </w:pPr>
-      <w:r>
+        <w:rPr>
+          <w:sz w:val="24"/>
+        </w:rPr>
+      </w:pPr>
+      <w:r>
+        <w:rPr>
+          <w:sz w:val="24"/>
+        </w:rPr>
         <w:t xml:space="preserve">Create the secret. </w:t>
       </w:r>
     </w:p>
@@ -2374,8 +2796,14 @@
       <w:pPr>
         <w:spacing w:after="0" w:line="259" w:lineRule="auto"/>
         <w:ind w:left="0" w:firstLine="0"/>
-      </w:pPr>
-      <w:r>
+        <w:rPr>
+          <w:sz w:val="24"/>
+        </w:rPr>
+      </w:pPr>
+      <w:r>
+        <w:rPr>
+          <w:sz w:val="24"/>
+        </w:rPr>
         <w:t xml:space="preserve"> </w:t>
       </w:r>
     </w:p>
@@ -2392,12 +2820,23 @@
       <w:pPr>
         <w:spacing w:after="208" w:line="269" w:lineRule="auto"/>
         <w:ind w:left="-5"/>
-      </w:pPr>
-      <w:r>
         <w:rPr>
           <w:color w:val="0000FF"/>
           <w:sz w:val="32"/>
         </w:rPr>
+      </w:pPr>
+    </w:p>
+    <w:p>
+      <w:pPr>
+        <w:spacing w:after="208" w:line="269" w:lineRule="auto"/>
+        <w:ind w:left="-5"/>
+      </w:pPr>
+      <w:r>
+        <w:rPr>
+          <w:color w:val="0000FF"/>
+          <w:sz w:val="32"/>
+        </w:rPr>
+        <w:lastRenderedPageBreak/>
         <w:t>Exercise 6 – Create an Amazon Machine Image from the Instance in the primary Region</w:t>
       </w:r>
       <w:r>
@@ -2439,8 +2878,14 @@
           <w:numId w:val="8"/>
         </w:numPr>
         <w:ind w:right="40" w:hanging="360"/>
-      </w:pPr>
-      <w:r>
+        <w:rPr>
+          <w:sz w:val="24"/>
+        </w:rPr>
+      </w:pPr>
+      <w:r>
+        <w:rPr>
+          <w:sz w:val="24"/>
+        </w:rPr>
         <w:t xml:space="preserve">Open the Amazon EC2 console. </w:t>
       </w:r>
     </w:p>
@@ -2451,8 +2896,14 @@
           <w:numId w:val="8"/>
         </w:numPr>
         <w:ind w:right="40" w:hanging="360"/>
-      </w:pPr>
-      <w:r>
+        <w:rPr>
+          <w:sz w:val="24"/>
+        </w:rPr>
+      </w:pPr>
+      <w:r>
+        <w:rPr>
+          <w:sz w:val="24"/>
+        </w:rPr>
         <w:t xml:space="preserve">In the navigation pane, choose ‘Instances’, select your instance, and then choose ‘Actions’, ‘Image and templates’, ‘Create image’. </w:t>
       </w:r>
     </w:p>
@@ -2463,9 +2914,14 @@
           <w:numId w:val="8"/>
         </w:numPr>
         <w:ind w:right="40" w:hanging="360"/>
-      </w:pPr>
-      <w:r>
-        <w:lastRenderedPageBreak/>
+        <w:rPr>
+          <w:sz w:val="24"/>
+        </w:rPr>
+      </w:pPr>
+      <w:r>
+        <w:rPr>
+          <w:sz w:val="24"/>
+        </w:rPr>
         <w:t xml:space="preserve">On the Create image page, specify the following information, and then choose ‘Create image’. </w:t>
       </w:r>
     </w:p>
@@ -2476,16 +2932,28 @@
           <w:numId w:val="8"/>
         </w:numPr>
         <w:ind w:right="40" w:hanging="360"/>
-      </w:pPr>
-      <w:r>
+        <w:rPr>
+          <w:sz w:val="24"/>
+        </w:rPr>
+      </w:pPr>
+      <w:r>
+        <w:rPr>
+          <w:sz w:val="24"/>
+        </w:rPr>
         <w:t>Image name: dc-</w:t>
       </w:r>
       <w:proofErr w:type="spellStart"/>
       <w:r>
+        <w:rPr>
+          <w:sz w:val="24"/>
+        </w:rPr>
         <w:t>php</w:t>
       </w:r>
       <w:proofErr w:type="spellEnd"/>
       <w:r>
+        <w:rPr>
+          <w:sz w:val="24"/>
+        </w:rPr>
         <w:t xml:space="preserve">-webapp-image </w:t>
       </w:r>
     </w:p>
@@ -2497,8 +2965,14 @@
         </w:numPr>
         <w:spacing w:after="363"/>
         <w:ind w:right="40" w:hanging="360"/>
-      </w:pPr>
-      <w:r>
+        <w:rPr>
+          <w:sz w:val="24"/>
+        </w:rPr>
+      </w:pPr>
+      <w:r>
+        <w:rPr>
+          <w:sz w:val="24"/>
+        </w:rPr>
         <w:t xml:space="preserve">Tick the box under ‘no reboot’ and click create AMI.  </w:t>
       </w:r>
     </w:p>
@@ -2551,8 +3025,14 @@
           <w:numId w:val="9"/>
         </w:numPr>
         <w:ind w:right="40" w:hanging="360"/>
-      </w:pPr>
-      <w:r>
+        <w:rPr>
+          <w:sz w:val="24"/>
+        </w:rPr>
+      </w:pPr>
+      <w:r>
+        <w:rPr>
+          <w:sz w:val="24"/>
+        </w:rPr>
         <w:t xml:space="preserve">Go to AMIs when in the us-east-1 Region and select the AMI.  </w:t>
       </w:r>
     </w:p>
@@ -2564,28 +3044,31 @@
         </w:numPr>
         <w:spacing w:after="269"/>
         <w:ind w:right="40" w:hanging="360"/>
-      </w:pPr>
-      <w:r>
+        <w:rPr>
+          <w:sz w:val="24"/>
+        </w:rPr>
+      </w:pPr>
+      <w:r>
+        <w:rPr>
+          <w:sz w:val="24"/>
+        </w:rPr>
         <w:t>On the actions menu select ‘Copy AMI’ and for destination Region select ‘US West (</w:t>
       </w:r>
       <w:proofErr w:type="spellStart"/>
       <w:proofErr w:type="gramStart"/>
       <w:r>
+        <w:rPr>
+          <w:sz w:val="24"/>
+        </w:rPr>
         <w:t>N.California</w:t>
       </w:r>
       <w:proofErr w:type="spellEnd"/>
       <w:proofErr w:type="gramEnd"/>
       <w:r>
+        <w:rPr>
+          <w:sz w:val="24"/>
+        </w:rPr>
         <w:t xml:space="preserve">)’. </w:t>
-      </w:r>
-    </w:p>
-    <w:p>
-      <w:pPr>
-        <w:spacing w:after="353" w:line="259" w:lineRule="auto"/>
-        <w:ind w:left="0" w:firstLine="0"/>
-      </w:pPr>
-      <w:r>
-        <w:t xml:space="preserve"> </w:t>
       </w:r>
     </w:p>
     <w:p>
@@ -2659,8 +3142,14 @@
         </w:numPr>
         <w:spacing w:after="26"/>
         <w:ind w:right="40" w:hanging="360"/>
-      </w:pPr>
-      <w:r>
+        <w:rPr>
+          <w:sz w:val="24"/>
+        </w:rPr>
+      </w:pPr>
+      <w:r>
+        <w:rPr>
+          <w:sz w:val="24"/>
+        </w:rPr>
         <w:t xml:space="preserve">In the EC2 management console, click ‘Launch Templates’ and then click ‘Create launch template’ </w:t>
       </w:r>
     </w:p>
@@ -2672,16 +3161,28 @@
         </w:numPr>
         <w:spacing w:after="29"/>
         <w:ind w:right="40" w:hanging="360"/>
-      </w:pPr>
-      <w:r>
+        <w:rPr>
+          <w:sz w:val="24"/>
+        </w:rPr>
+      </w:pPr>
+      <w:r>
+        <w:rPr>
+          <w:sz w:val="24"/>
+        </w:rPr>
         <w:t>For the launch template name, enter ‘</w:t>
       </w:r>
       <w:proofErr w:type="spellStart"/>
       <w:r>
+        <w:rPr>
+          <w:sz w:val="24"/>
+        </w:rPr>
         <w:t>LabTemplate</w:t>
       </w:r>
       <w:proofErr w:type="spellEnd"/>
       <w:r>
+        <w:rPr>
+          <w:sz w:val="24"/>
+        </w:rPr>
         <w:t xml:space="preserve">’ </w:t>
       </w:r>
     </w:p>
@@ -2692,16 +3193,28 @@
           <w:numId w:val="10"/>
         </w:numPr>
         <w:ind w:right="40" w:hanging="360"/>
-      </w:pPr>
-      <w:r>
+        <w:rPr>
+          <w:sz w:val="24"/>
+        </w:rPr>
+      </w:pPr>
+      <w:r>
+        <w:rPr>
+          <w:sz w:val="24"/>
+        </w:rPr>
         <w:t xml:space="preserve">Under ‘Application and OS Images’ click ‘My </w:t>
       </w:r>
       <w:proofErr w:type="spellStart"/>
       <w:r>
+        <w:rPr>
+          <w:sz w:val="24"/>
+        </w:rPr>
         <w:t>AMIs’</w:t>
       </w:r>
       <w:proofErr w:type="spellEnd"/>
       <w:r>
+        <w:rPr>
+          <w:sz w:val="24"/>
+        </w:rPr>
         <w:t xml:space="preserve"> and select the AMI created earlier. </w:t>
       </w:r>
     </w:p>
@@ -2712,24 +3225,42 @@
           <w:numId w:val="10"/>
         </w:numPr>
         <w:ind w:right="40" w:hanging="360"/>
-      </w:pPr>
-      <w:r>
+        <w:rPr>
+          <w:sz w:val="24"/>
+        </w:rPr>
+      </w:pPr>
+      <w:r>
+        <w:rPr>
+          <w:sz w:val="24"/>
+        </w:rPr>
         <w:t>Select t</w:t>
       </w:r>
       <w:proofErr w:type="gramStart"/>
       <w:r>
+        <w:rPr>
+          <w:sz w:val="24"/>
+        </w:rPr>
         <w:t>2.micro</w:t>
       </w:r>
       <w:proofErr w:type="gramEnd"/>
       <w:r>
+        <w:rPr>
+          <w:sz w:val="24"/>
+        </w:rPr>
         <w:t xml:space="preserve"> as the instance type, proceed without key pair and choose the ‘</w:t>
       </w:r>
       <w:proofErr w:type="spellStart"/>
       <w:r>
+        <w:rPr>
+          <w:sz w:val="24"/>
+        </w:rPr>
         <w:t>dcphp</w:t>
       </w:r>
       <w:proofErr w:type="spellEnd"/>
       <w:r>
+        <w:rPr>
+          <w:sz w:val="24"/>
+        </w:rPr>
         <w:t xml:space="preserve">-webapp-webservers-sg’ security group. </w:t>
       </w:r>
     </w:p>
@@ -2740,16 +3271,28 @@
           <w:numId w:val="10"/>
         </w:numPr>
         <w:ind w:right="40" w:hanging="360"/>
-      </w:pPr>
-      <w:r>
+        <w:rPr>
+          <w:sz w:val="24"/>
+        </w:rPr>
+      </w:pPr>
+      <w:r>
+        <w:rPr>
+          <w:sz w:val="24"/>
+        </w:rPr>
         <w:t>Attach the ‘dc-</w:t>
       </w:r>
       <w:proofErr w:type="spellStart"/>
       <w:r>
+        <w:rPr>
+          <w:sz w:val="24"/>
+        </w:rPr>
         <w:t>php</w:t>
       </w:r>
       <w:proofErr w:type="spellEnd"/>
       <w:r>
+        <w:rPr>
+          <w:sz w:val="24"/>
+        </w:rPr>
         <w:t xml:space="preserve">-webapp-webserver-secrets-access-role’ IAM role. </w:t>
       </w:r>
     </w:p>
@@ -2762,7 +3305,13 @@
         <w:ind w:right="40" w:hanging="360"/>
       </w:pPr>
       <w:r>
-        <w:t xml:space="preserve">Click ‘Create launch template’.  </w:t>
+        <w:rPr>
+          <w:sz w:val="24"/>
+        </w:rPr>
+        <w:t>Click ‘Create launch template’</w:t>
+      </w:r>
+      <w:r>
+        <w:t xml:space="preserve">.  </w:t>
       </w:r>
     </w:p>
     <w:p>
@@ -2783,6 +3332,7 @@
         <w:rPr>
           <w:sz w:val="32"/>
         </w:rPr>
+        <w:lastRenderedPageBreak/>
         <w:t xml:space="preserve">Task 2 – Create the Auto Scaling group. </w:t>
       </w:r>
     </w:p>
@@ -2836,8 +3386,14 @@
           <w:numId w:val="11"/>
         </w:numPr>
         <w:ind w:right="40" w:hanging="360"/>
-      </w:pPr>
-      <w:r>
+        <w:rPr>
+          <w:sz w:val="24"/>
+        </w:rPr>
+      </w:pPr>
+      <w:r>
+        <w:rPr>
+          <w:sz w:val="24"/>
+        </w:rPr>
         <w:t xml:space="preserve">Go to Auto Scaling Groups and select ‘Create Auto Scaling group’. </w:t>
       </w:r>
     </w:p>
@@ -2848,8 +3404,14 @@
           <w:numId w:val="11"/>
         </w:numPr>
         <w:ind w:right="40" w:hanging="360"/>
-      </w:pPr>
-      <w:r>
+        <w:rPr>
+          <w:sz w:val="24"/>
+        </w:rPr>
+      </w:pPr>
+      <w:r>
+        <w:rPr>
+          <w:sz w:val="24"/>
+        </w:rPr>
         <w:t xml:space="preserve">Enter the name ‘ASG1’, select the launch template, and choose the default public subnets within the default VPC (us-east-1a and us-east-1b).  </w:t>
       </w:r>
     </w:p>
@@ -2860,8 +3422,14 @@
           <w:numId w:val="11"/>
         </w:numPr>
         <w:ind w:right="40" w:hanging="360"/>
-      </w:pPr>
-      <w:r>
+        <w:rPr>
+          <w:sz w:val="24"/>
+        </w:rPr>
+      </w:pPr>
+      <w:r>
+        <w:rPr>
+          <w:sz w:val="24"/>
+        </w:rPr>
         <w:t xml:space="preserve">Click next, select ‘No load balancer’ and click next again – we will now add the value 2 into each option:  </w:t>
       </w:r>
     </w:p>
@@ -2883,7 +3451,6 @@
         <w:rPr>
           <w:noProof/>
         </w:rPr>
-        <w:lastRenderedPageBreak/>
         <w:drawing>
           <wp:inline distT="0" distB="0" distL="0" distR="0" wp14:anchorId="65E955AF" wp14:editId="43890845">
             <wp:extent cx="5731510" cy="2377440"/>
@@ -2935,8 +3502,14 @@
           <w:numId w:val="11"/>
         </w:numPr>
         <w:ind w:right="40" w:hanging="360"/>
-      </w:pPr>
-      <w:r>
+        <w:rPr>
+          <w:sz w:val="24"/>
+        </w:rPr>
+      </w:pPr>
+      <w:r>
+        <w:rPr>
+          <w:sz w:val="24"/>
+        </w:rPr>
         <w:t xml:space="preserve">Skip to review and create the Auto Scaling group. You should now see two instances launching in the EC2 console.  </w:t>
       </w:r>
     </w:p>
@@ -2999,11 +3572,20 @@
           <w:numId w:val="12"/>
         </w:numPr>
         <w:ind w:right="40" w:hanging="360"/>
-      </w:pPr>
-      <w:r>
+        <w:rPr>
+          <w:sz w:val="24"/>
+        </w:rPr>
+      </w:pPr>
+      <w:r>
+        <w:rPr>
+          <w:sz w:val="24"/>
+        </w:rPr>
         <w:t xml:space="preserve">Create an Application Load Balancer named ‘ALB1’, ensure it is internet facing, select the us-east-1a and us-east-1b public subnets, and use the webserver security group we created earlier. </w:t>
       </w:r>
       <w:r>
+        <w:rPr>
+          <w:sz w:val="24"/>
+        </w:rPr>
         <w:t xml:space="preserve"> </w:t>
       </w:r>
     </w:p>
@@ -3014,8 +3596,14 @@
           <w:numId w:val="12"/>
         </w:numPr>
         <w:ind w:right="40" w:hanging="360"/>
-      </w:pPr>
-      <w:r>
+        <w:rPr>
+          <w:sz w:val="24"/>
+        </w:rPr>
+      </w:pPr>
+      <w:r>
+        <w:rPr>
+          <w:sz w:val="24"/>
+        </w:rPr>
         <w:t xml:space="preserve">Create a target group that uses HTTP and port 80 and register the instances that were launched by the ASG. </w:t>
       </w:r>
     </w:p>
@@ -3026,8 +3614,14 @@
           <w:numId w:val="12"/>
         </w:numPr>
         <w:ind w:right="40" w:hanging="360"/>
-      </w:pPr>
-      <w:r>
+        <w:rPr>
+          <w:sz w:val="24"/>
+        </w:rPr>
+      </w:pPr>
+      <w:r>
+        <w:rPr>
+          <w:sz w:val="24"/>
+        </w:rPr>
         <w:t xml:space="preserve">Click update – and you should see the load balancer being built.  </w:t>
       </w:r>
     </w:p>
@@ -3038,8 +3632,14 @@
           <w:numId w:val="12"/>
         </w:numPr>
         <w:ind w:right="40" w:hanging="360"/>
-      </w:pPr>
-      <w:r>
+        <w:rPr>
+          <w:sz w:val="24"/>
+        </w:rPr>
+      </w:pPr>
+      <w:r>
+        <w:rPr>
+          <w:sz w:val="24"/>
+        </w:rPr>
         <w:t xml:space="preserve">We should now have a functioning application sitting behind the load balancer. </w:t>
       </w:r>
     </w:p>
@@ -3050,8 +3650,14 @@
           <w:numId w:val="12"/>
         </w:numPr>
         <w:ind w:right="40" w:hanging="360"/>
-      </w:pPr>
-      <w:r>
+        <w:rPr>
+          <w:sz w:val="24"/>
+        </w:rPr>
+      </w:pPr>
+      <w:r>
+        <w:rPr>
+          <w:sz w:val="24"/>
+        </w:rPr>
         <w:t xml:space="preserve">You can now test that your application works. Copy the DNS name of the load balancer to a web browser. You should see this page: </w:t>
       </w:r>
     </w:p>
@@ -3071,6 +3677,7 @@
           <w:noProof/>
           <w:sz w:val="24"/>
         </w:rPr>
+        <w:lastRenderedPageBreak/>
         <w:drawing>
           <wp:inline distT="0" distB="0" distL="0" distR="0" wp14:anchorId="07502685" wp14:editId="28E271AB">
             <wp:extent cx="3821502" cy="1241201"/>
@@ -3125,8 +3732,14 @@
           <w:numId w:val="12"/>
         </w:numPr>
         <w:ind w:right="40" w:hanging="360"/>
-      </w:pPr>
-      <w:r>
+        <w:rPr>
+          <w:sz w:val="24"/>
+        </w:rPr>
+      </w:pPr>
+      <w:r>
+        <w:rPr>
+          <w:sz w:val="24"/>
+        </w:rPr>
         <w:t xml:space="preserve">Click “Create” and add some order information. </w:t>
       </w:r>
     </w:p>
@@ -3137,8 +3750,14 @@
           <w:numId w:val="12"/>
         </w:numPr>
         <w:ind w:right="40" w:hanging="360"/>
-      </w:pPr>
-      <w:r>
+        <w:rPr>
+          <w:sz w:val="24"/>
+        </w:rPr>
+      </w:pPr>
+      <w:r>
+        <w:rPr>
+          <w:sz w:val="24"/>
+        </w:rPr>
         <w:t xml:space="preserve">Then click “View results” and it should display the order information you submitted. This is being retrieved directly from the RDS MySQL DB. </w:t>
       </w:r>
     </w:p>
@@ -3192,7 +3811,6 @@
         <w:rPr>
           <w:sz w:val="32"/>
         </w:rPr>
-        <w:lastRenderedPageBreak/>
         <w:t xml:space="preserve"> </w:t>
       </w:r>
     </w:p>
@@ -3223,16 +3841,28 @@
         </w:numPr>
         <w:spacing w:after="29"/>
         <w:ind w:right="40" w:hanging="360"/>
-      </w:pPr>
-      <w:r>
+        <w:rPr>
+          <w:sz w:val="24"/>
+        </w:rPr>
+      </w:pPr>
+      <w:r>
+        <w:rPr>
+          <w:sz w:val="24"/>
+        </w:rPr>
         <w:t xml:space="preserve">Go to the Route 53 console and click on ‘Hosted </w:t>
       </w:r>
       <w:proofErr w:type="gramStart"/>
       <w:r>
+        <w:rPr>
+          <w:sz w:val="24"/>
+        </w:rPr>
         <w:t>zones’</w:t>
       </w:r>
       <w:proofErr w:type="gramEnd"/>
       <w:r>
+        <w:rPr>
+          <w:sz w:val="24"/>
+        </w:rPr>
         <w:t xml:space="preserve">. </w:t>
       </w:r>
     </w:p>
@@ -3243,8 +3873,14 @@
           <w:numId w:val="13"/>
         </w:numPr>
         <w:ind w:right="40" w:hanging="360"/>
-      </w:pPr>
-      <w:r>
+        <w:rPr>
+          <w:sz w:val="24"/>
+        </w:rPr>
+      </w:pPr>
+      <w:r>
+        <w:rPr>
+          <w:sz w:val="24"/>
+        </w:rPr>
         <w:t xml:space="preserve">Find the public hosted zone you want to use and click ‘Create Record’. </w:t>
       </w:r>
     </w:p>
@@ -3255,8 +3891,14 @@
           <w:numId w:val="13"/>
         </w:numPr>
         <w:ind w:right="40" w:hanging="360"/>
-      </w:pPr>
-      <w:r>
+        <w:rPr>
+          <w:sz w:val="24"/>
+        </w:rPr>
+      </w:pPr>
+      <w:r>
+        <w:rPr>
+          <w:sz w:val="24"/>
+        </w:rPr>
         <w:t xml:space="preserve">We will need to create an Alias record pointing to the Application Load Balancer hosted in us-east-1. This will be using failover routing and this Application Load Balancer will be marked as the primary. </w:t>
       </w:r>
     </w:p>
@@ -3267,8 +3909,14 @@
           <w:numId w:val="13"/>
         </w:numPr>
         <w:ind w:right="40" w:hanging="360"/>
-      </w:pPr>
-      <w:r>
+        <w:rPr>
+          <w:sz w:val="24"/>
+        </w:rPr>
+      </w:pPr>
+      <w:r>
+        <w:rPr>
+          <w:sz w:val="24"/>
+        </w:rPr>
         <w:t xml:space="preserve">We will also need to create a health check – follow the link titled ‘info’ next to health check ID and click the console link. </w:t>
       </w:r>
     </w:p>
@@ -3279,8 +3927,14 @@
           <w:numId w:val="13"/>
         </w:numPr>
         <w:ind w:right="40" w:hanging="360"/>
-      </w:pPr>
-      <w:r>
+        <w:rPr>
+          <w:sz w:val="24"/>
+        </w:rPr>
+      </w:pPr>
+      <w:r>
+        <w:rPr>
+          <w:sz w:val="24"/>
+        </w:rPr>
         <w:t xml:space="preserve">You will now be in the health check console in a new tab: </w:t>
       </w:r>
     </w:p>
@@ -3353,8 +4007,14 @@
           <w:numId w:val="13"/>
         </w:numPr>
         <w:ind w:right="40" w:hanging="360"/>
-      </w:pPr>
-      <w:r>
+        <w:rPr>
+          <w:sz w:val="24"/>
+        </w:rPr>
+      </w:pPr>
+      <w:r>
+        <w:rPr>
+          <w:sz w:val="24"/>
+        </w:rPr>
         <w:t xml:space="preserve">Click ‘Create Health Check’. </w:t>
       </w:r>
     </w:p>
@@ -3365,8 +4025,14 @@
           <w:numId w:val="13"/>
         </w:numPr>
         <w:ind w:right="40" w:hanging="360"/>
-      </w:pPr>
-      <w:r>
+        <w:rPr>
+          <w:sz w:val="24"/>
+        </w:rPr>
+      </w:pPr>
+      <w:r>
+        <w:rPr>
+          <w:sz w:val="24"/>
+        </w:rPr>
         <w:t xml:space="preserve">Call the health check ‘Eastern health check’ and add the DNS name of our load balancer located in us-east-1 in under the ‘monitor and endpoint’ tab. </w:t>
       </w:r>
     </w:p>
@@ -3380,6 +4046,7 @@
         <w:rPr>
           <w:noProof/>
         </w:rPr>
+        <w:lastRenderedPageBreak/>
         <w:drawing>
           <wp:inline distT="0" distB="0" distL="0" distR="0" wp14:anchorId="4F182946" wp14:editId="6CF44FBF">
             <wp:extent cx="4588256" cy="2691130"/>
@@ -3420,13 +4087,26 @@
     </w:p>
     <w:p>
       <w:pPr>
+        <w:spacing w:after="0" w:line="259" w:lineRule="auto"/>
+        <w:ind w:left="0" w:right="540" w:firstLine="0"/>
+        <w:jc w:val="right"/>
+      </w:pPr>
+    </w:p>
+    <w:p>
+      <w:pPr>
         <w:numPr>
           <w:ilvl w:val="0"/>
           <w:numId w:val="13"/>
         </w:numPr>
         <w:ind w:right="40" w:hanging="360"/>
-      </w:pPr>
-      <w:r>
+        <w:rPr>
+          <w:sz w:val="24"/>
+        </w:rPr>
+      </w:pPr>
+      <w:r>
+        <w:rPr>
+          <w:sz w:val="24"/>
+        </w:rPr>
         <w:t xml:space="preserve">On the next page skip the creation of a SNS topic and create the health check. </w:t>
       </w:r>
     </w:p>
@@ -3438,8 +4118,14 @@
         </w:numPr>
         <w:spacing w:after="44"/>
         <w:ind w:right="40" w:hanging="360"/>
-      </w:pPr>
-      <w:r>
+        <w:rPr>
+          <w:sz w:val="24"/>
+        </w:rPr>
+      </w:pPr>
+      <w:r>
+        <w:rPr>
+          <w:sz w:val="24"/>
+        </w:rPr>
         <w:t xml:space="preserve">You should now be able to add the health check in the failover record. </w:t>
       </w:r>
     </w:p>
@@ -3451,8 +4137,14 @@
         </w:numPr>
         <w:spacing w:after="26"/>
         <w:ind w:right="40" w:hanging="360"/>
-      </w:pPr>
-      <w:r>
+        <w:rPr>
+          <w:sz w:val="24"/>
+        </w:rPr>
+      </w:pPr>
+      <w:r>
+        <w:rPr>
+          <w:sz w:val="24"/>
+        </w:rPr>
         <w:t xml:space="preserve">Under Record ID call it ‘Primary’ and click ‘Create Record’. </w:t>
       </w:r>
     </w:p>
@@ -3463,10 +4155,24 @@
           <w:numId w:val="13"/>
         </w:numPr>
         <w:ind w:right="40" w:hanging="360"/>
-      </w:pPr>
-      <w:r>
+        <w:rPr>
+          <w:sz w:val="24"/>
+        </w:rPr>
+      </w:pPr>
+      <w:r>
+        <w:rPr>
+          <w:sz w:val="24"/>
+        </w:rPr>
         <w:t xml:space="preserve">You should now be able to connect to the application using your public DNS domain name. </w:t>
       </w:r>
+    </w:p>
+    <w:p>
+      <w:pPr>
+        <w:ind w:right="40"/>
+        <w:rPr>
+          <w:sz w:val="24"/>
+        </w:rPr>
+      </w:pPr>
     </w:p>
     <w:p>
       <w:pPr>
@@ -3478,7 +4184,6 @@
         <w:rPr>
           <w:noProof/>
         </w:rPr>
-        <w:lastRenderedPageBreak/>
         <w:drawing>
           <wp:inline distT="0" distB="0" distL="0" distR="0" wp14:anchorId="73A4531C" wp14:editId="02155BC7">
             <wp:extent cx="4832604" cy="2713990"/>
@@ -3611,8 +4316,15 @@
           <w:numId w:val="14"/>
         </w:numPr>
         <w:ind w:right="40" w:hanging="360"/>
-      </w:pPr>
-      <w:r>
+        <w:rPr>
+          <w:sz w:val="24"/>
+        </w:rPr>
+      </w:pPr>
+      <w:r>
+        <w:rPr>
+          <w:sz w:val="24"/>
+        </w:rPr>
+        <w:lastRenderedPageBreak/>
         <w:t xml:space="preserve">Ensuring you are in the us-west-1 Region, go through the instructions from earlier in the document, until you have the identical infrastructure in both the primary and failover Region.  </w:t>
       </w:r>
     </w:p>
@@ -3624,8 +4336,14 @@
         </w:numPr>
         <w:spacing w:after="401"/>
         <w:ind w:right="40" w:hanging="360"/>
-      </w:pPr>
-      <w:r>
+        <w:rPr>
+          <w:sz w:val="24"/>
+        </w:rPr>
+      </w:pPr>
+      <w:r>
+        <w:rPr>
+          <w:sz w:val="24"/>
+        </w:rPr>
         <w:t xml:space="preserve">This will include the Security Groups (if not already created), Launch Template, ASG, and ALB. You will use the copied AMI for the launch template. </w:t>
       </w:r>
     </w:p>
@@ -3698,8 +4416,14 @@
           <w:numId w:val="15"/>
         </w:numPr>
         <w:ind w:right="40" w:hanging="360"/>
-      </w:pPr>
-      <w:r>
+        <w:rPr>
+          <w:sz w:val="24"/>
+        </w:rPr>
+      </w:pPr>
+      <w:r>
+        <w:rPr>
+          <w:sz w:val="24"/>
+        </w:rPr>
         <w:t xml:space="preserve">We will also need to create another health check named ‘Western Health Check’ pointing to the load balancer in the secondary region by following the same steps as earlier. </w:t>
       </w:r>
     </w:p>
@@ -3710,8 +4434,14 @@
           <w:numId w:val="15"/>
         </w:numPr>
         <w:ind w:right="40" w:hanging="360"/>
-      </w:pPr>
-      <w:r>
+        <w:rPr>
+          <w:sz w:val="24"/>
+        </w:rPr>
+      </w:pPr>
+      <w:r>
+        <w:rPr>
+          <w:sz w:val="24"/>
+        </w:rPr>
         <w:t xml:space="preserve">Next, go to Route 53 and under the hosted zone which we used earlier, click create record. Create an alias to the ALB. </w:t>
       </w:r>
     </w:p>
@@ -3722,10 +4452,24 @@
           <w:numId w:val="15"/>
         </w:numPr>
         <w:ind w:right="40" w:hanging="360"/>
-      </w:pPr>
-      <w:r>
+        <w:rPr>
+          <w:sz w:val="24"/>
+        </w:rPr>
+      </w:pPr>
+      <w:r>
+        <w:rPr>
+          <w:sz w:val="24"/>
+        </w:rPr>
         <w:t xml:space="preserve">Select the load balancer from us-west-1, configure Failover routing, and set the Failover record type to ‘Secondary’. Include the health check ID just created. </w:t>
       </w:r>
+    </w:p>
+    <w:p>
+      <w:pPr>
+        <w:ind w:right="40"/>
+        <w:rPr>
+          <w:sz w:val="24"/>
+        </w:rPr>
+      </w:pPr>
     </w:p>
     <w:p>
       <w:pPr>
@@ -3736,7 +4480,6 @@
         <w:rPr>
           <w:noProof/>
         </w:rPr>
-        <w:lastRenderedPageBreak/>
         <w:drawing>
           <wp:inline distT="0" distB="0" distL="0" distR="0" wp14:anchorId="086E857D" wp14:editId="1303B5A0">
             <wp:extent cx="4206240" cy="2333625"/>
@@ -3779,16 +4522,28 @@
           <w:numId w:val="15"/>
         </w:numPr>
         <w:ind w:right="40" w:hanging="360"/>
-      </w:pPr>
-      <w:r>
+        <w:rPr>
+          <w:sz w:val="24"/>
+        </w:rPr>
+      </w:pPr>
+      <w:r>
+        <w:rPr>
+          <w:sz w:val="24"/>
+        </w:rPr>
         <w:t xml:space="preserve">Click ‘Create </w:t>
       </w:r>
       <w:proofErr w:type="gramStart"/>
       <w:r>
+        <w:rPr>
+          <w:sz w:val="24"/>
+        </w:rPr>
         <w:t>records’</w:t>
       </w:r>
       <w:proofErr w:type="gramEnd"/>
       <w:r>
+        <w:rPr>
+          <w:sz w:val="24"/>
+        </w:rPr>
         <w:t xml:space="preserve">. </w:t>
       </w:r>
     </w:p>
@@ -3865,8 +4620,14 @@
         </w:numPr>
         <w:spacing w:after="50"/>
         <w:ind w:right="40" w:hanging="360"/>
-      </w:pPr>
-      <w:r>
+        <w:rPr>
+          <w:sz w:val="24"/>
+        </w:rPr>
+      </w:pPr>
+      <w:r>
+        <w:rPr>
+          <w:sz w:val="24"/>
+        </w:rPr>
         <w:t xml:space="preserve">Go to the primary Region (us-east-1) and head to the RDS console. </w:t>
       </w:r>
     </w:p>
@@ -3878,8 +4639,14 @@
         </w:numPr>
         <w:spacing w:after="26"/>
         <w:ind w:right="40" w:hanging="360"/>
-      </w:pPr>
-      <w:r>
+        <w:rPr>
+          <w:sz w:val="24"/>
+        </w:rPr>
+      </w:pPr>
+      <w:r>
+        <w:rPr>
+          <w:sz w:val="24"/>
+        </w:rPr>
         <w:t xml:space="preserve">Highlight the Database and click ‘Delete’.  </w:t>
       </w:r>
     </w:p>
@@ -3891,8 +4658,15 @@
         </w:numPr>
         <w:spacing w:after="31"/>
         <w:ind w:right="40" w:hanging="360"/>
-      </w:pPr>
-      <w:r>
+        <w:rPr>
+          <w:sz w:val="24"/>
+        </w:rPr>
+      </w:pPr>
+      <w:r>
+        <w:rPr>
+          <w:sz w:val="24"/>
+        </w:rPr>
+        <w:lastRenderedPageBreak/>
         <w:t xml:space="preserve">We do not need to keep any backups and tick the box confirming deletion.  </w:t>
       </w:r>
     </w:p>
@@ -3903,16 +4677,28 @@
           <w:numId w:val="16"/>
         </w:numPr>
         <w:ind w:right="40" w:hanging="360"/>
-      </w:pPr>
-      <w:r>
+        <w:rPr>
+          <w:sz w:val="24"/>
+        </w:rPr>
+      </w:pPr>
+      <w:r>
+        <w:rPr>
+          <w:sz w:val="24"/>
+        </w:rPr>
         <w:t xml:space="preserve">After a short period of </w:t>
       </w:r>
       <w:proofErr w:type="gramStart"/>
       <w:r>
+        <w:rPr>
+          <w:sz w:val="24"/>
+        </w:rPr>
         <w:t>time</w:t>
       </w:r>
       <w:proofErr w:type="gramEnd"/>
       <w:r>
+        <w:rPr>
+          <w:sz w:val="24"/>
+        </w:rPr>
         <w:t xml:space="preserve"> you should see the connection to your database from your URL timing out.  </w:t>
       </w:r>
     </w:p>
@@ -3924,16 +4710,28 @@
         </w:numPr>
         <w:spacing w:after="168" w:line="305" w:lineRule="auto"/>
         <w:ind w:right="40" w:hanging="360"/>
-      </w:pPr>
-      <w:r>
+        <w:rPr>
+          <w:sz w:val="24"/>
+        </w:rPr>
+      </w:pPr>
+      <w:r>
+        <w:rPr>
+          <w:sz w:val="24"/>
+        </w:rPr>
         <w:t xml:space="preserve">We can now go to the us-west-1 Read Replica highlight it and on the </w:t>
       </w:r>
       <w:proofErr w:type="gramStart"/>
       <w:r>
+        <w:rPr>
+          <w:sz w:val="24"/>
+        </w:rPr>
         <w:t>actions</w:t>
       </w:r>
       <w:proofErr w:type="gramEnd"/>
       <w:r>
+        <w:rPr>
+          <w:sz w:val="24"/>
+        </w:rPr>
         <w:t xml:space="preserve"> menu, click ‘Promote’, and on the next page click ‘promote Read Replica’. </w:t>
       </w:r>
     </w:p>
@@ -3982,8 +4780,14 @@
         </w:numPr>
         <w:spacing w:after="63"/>
         <w:ind w:right="40" w:hanging="360"/>
-      </w:pPr>
-      <w:r>
+        <w:rPr>
+          <w:sz w:val="24"/>
+        </w:rPr>
+      </w:pPr>
+      <w:r>
+        <w:rPr>
+          <w:sz w:val="24"/>
+        </w:rPr>
         <w:t xml:space="preserve">Go to secrets manager and locate your secret.  </w:t>
       </w:r>
     </w:p>
@@ -3995,8 +4799,14 @@
         </w:numPr>
         <w:spacing w:after="64"/>
         <w:ind w:right="40" w:hanging="360"/>
-      </w:pPr>
-      <w:r>
+        <w:rPr>
+          <w:sz w:val="24"/>
+        </w:rPr>
+      </w:pPr>
+      <w:r>
+        <w:rPr>
+          <w:sz w:val="24"/>
+        </w:rPr>
         <w:t xml:space="preserve">Under secret value click ‘retrieve secret value’ and edit. </w:t>
       </w:r>
     </w:p>
@@ -4007,16 +4817,28 @@
           <w:numId w:val="17"/>
         </w:numPr>
         <w:ind w:right="40" w:hanging="360"/>
-      </w:pPr>
-      <w:r>
+        <w:rPr>
+          <w:sz w:val="24"/>
+        </w:rPr>
+      </w:pPr>
+      <w:r>
+        <w:rPr>
+          <w:sz w:val="24"/>
+        </w:rPr>
         <w:t>You will need to update the ‘host’ and the ‘</w:t>
       </w:r>
       <w:proofErr w:type="spellStart"/>
       <w:r>
+        <w:rPr>
+          <w:sz w:val="24"/>
+        </w:rPr>
         <w:t>dbidentifier</w:t>
       </w:r>
       <w:proofErr w:type="spellEnd"/>
       <w:r>
+        <w:rPr>
+          <w:sz w:val="24"/>
+        </w:rPr>
         <w:t xml:space="preserve">’ section to reflect the change in the database. </w:t>
       </w:r>
     </w:p>
@@ -4028,18 +4850,39 @@
         </w:numPr>
         <w:spacing w:after="28"/>
         <w:ind w:right="40" w:hanging="360"/>
-      </w:pPr>
-      <w:r>
+        <w:rPr>
+          <w:sz w:val="24"/>
+        </w:rPr>
+      </w:pPr>
+      <w:r>
+        <w:rPr>
+          <w:sz w:val="24"/>
+        </w:rPr>
         <w:t xml:space="preserve">The host refers to the endpoint of your database and the </w:t>
       </w:r>
       <w:proofErr w:type="spellStart"/>
       <w:r>
+        <w:rPr>
+          <w:sz w:val="24"/>
+        </w:rPr>
         <w:t>dbidentifier</w:t>
       </w:r>
       <w:proofErr w:type="spellEnd"/>
       <w:r>
+        <w:rPr>
+          <w:sz w:val="24"/>
+        </w:rPr>
         <w:t xml:space="preserve"> is also found in the RDS console.  </w:t>
       </w:r>
+    </w:p>
+    <w:p>
+      <w:pPr>
+        <w:spacing w:after="28"/>
+        <w:ind w:right="40"/>
+        <w:rPr>
+          <w:sz w:val="24"/>
+        </w:rPr>
+      </w:pPr>
     </w:p>
     <w:p>
       <w:pPr>
@@ -4050,7 +4893,6 @@
         <w:rPr>
           <w:noProof/>
         </w:rPr>
-        <w:lastRenderedPageBreak/>
         <w:drawing>
           <wp:inline distT="0" distB="0" distL="0" distR="0" wp14:anchorId="105B81DA" wp14:editId="21913E68">
             <wp:extent cx="5731510" cy="2162175"/>
@@ -4103,10 +4945,25 @@
         </w:numPr>
         <w:spacing w:after="28"/>
         <w:ind w:right="40" w:hanging="360"/>
-      </w:pPr>
-      <w:r>
+        <w:rPr>
+          <w:sz w:val="24"/>
+        </w:rPr>
+      </w:pPr>
+      <w:r>
+        <w:rPr>
+          <w:sz w:val="24"/>
+        </w:rPr>
         <w:t xml:space="preserve">Save the changes. The application in the us-west-1 Region should now be able to connect to the database. </w:t>
       </w:r>
+    </w:p>
+    <w:p>
+      <w:pPr>
+        <w:spacing w:after="28"/>
+        <w:ind w:right="40"/>
+        <w:rPr>
+          <w:sz w:val="24"/>
+        </w:rPr>
+      </w:pPr>
     </w:p>
     <w:p>
       <w:pPr>
@@ -4140,8 +4997,14 @@
         </w:numPr>
         <w:spacing w:after="27"/>
         <w:ind w:right="40" w:hanging="360"/>
-      </w:pPr>
-      <w:r>
+        <w:rPr>
+          <w:sz w:val="24"/>
+        </w:rPr>
+      </w:pPr>
+      <w:r>
+        <w:rPr>
+          <w:sz w:val="24"/>
+        </w:rPr>
         <w:t xml:space="preserve">Go the primary region and locate the Auto Scaling group. </w:t>
       </w:r>
     </w:p>
@@ -4153,8 +5016,14 @@
         </w:numPr>
         <w:spacing w:after="29"/>
         <w:ind w:right="40" w:hanging="360"/>
-      </w:pPr>
-      <w:r>
+        <w:rPr>
+          <w:sz w:val="24"/>
+        </w:rPr>
+      </w:pPr>
+      <w:r>
+        <w:rPr>
+          <w:sz w:val="24"/>
+        </w:rPr>
         <w:t xml:space="preserve">Delete it – this will terminate the instances and leave no targets behind the load balancer. </w:t>
       </w:r>
     </w:p>
@@ -4165,8 +5034,14 @@
           <w:numId w:val="18"/>
         </w:numPr>
         <w:ind w:right="40" w:hanging="360"/>
-      </w:pPr>
-      <w:r>
+        <w:rPr>
+          <w:sz w:val="24"/>
+        </w:rPr>
+      </w:pPr>
+      <w:r>
+        <w:rPr>
+          <w:sz w:val="24"/>
+        </w:rPr>
         <w:t xml:space="preserve">You should see this in action if you enter the URL of the us-east-1 Load Balancer in your browser. </w:t>
       </w:r>
     </w:p>
@@ -4177,8 +5052,15 @@
           <w:numId w:val="18"/>
         </w:numPr>
         <w:ind w:right="40" w:hanging="360"/>
-      </w:pPr>
-      <w:r>
+        <w:rPr>
+          <w:sz w:val="24"/>
+        </w:rPr>
+      </w:pPr>
+      <w:r>
+        <w:rPr>
+          <w:sz w:val="24"/>
+        </w:rPr>
+        <w:lastRenderedPageBreak/>
         <w:t xml:space="preserve">We should, however, still be able to interact with the website using the domain name – if we can this means that the failover has worked – as the only resource sitting behind the domain name is the resources hosted in us-west-1. </w:t>
       </w:r>
     </w:p>

--- a/aws-projects/aws-crossregion-disaster-recovery/docs/Cross Region Disaster Recovery.docx
+++ b/aws-projects/aws-crossregion-disaster-recovery/docs/Cross Region Disaster Recovery.docx
@@ -260,11 +260,20 @@
     <w:p>
       <w:pPr>
         <w:ind w:right="40"/>
-      </w:pPr>
-      <w:r>
+        <w:rPr>
+          <w:sz w:val="24"/>
+        </w:rPr>
+      </w:pPr>
+      <w:r>
+        <w:rPr>
+          <w:sz w:val="24"/>
+        </w:rPr>
         <w:t>See folder called “cross-region-disaster-recovery”</w:t>
       </w:r>
       <w:r>
+        <w:rPr>
+          <w:sz w:val="24"/>
+        </w:rPr>
         <w:t xml:space="preserve"> in the GitHub repo</w:t>
       </w:r>
     </w:p>
@@ -614,13 +623,7 @@
         <w:rPr>
           <w:sz w:val="24"/>
         </w:rPr>
-        <w:t>Go</w:t>
-      </w:r>
-      <w:r>
-        <w:rPr>
-          <w:sz w:val="24"/>
-        </w:rPr>
-        <w:t xml:space="preserve"> over to the EC2 management console and click on Security Groups on the left-hand side of the page. </w:t>
+        <w:t xml:space="preserve">Go over to the EC2 management console and click on Security Groups on the left-hand side of the page. </w:t>
       </w:r>
     </w:p>
     <w:p>
@@ -951,8 +954,14 @@
           <w:numId w:val="2"/>
         </w:numPr>
         <w:ind w:left="1497" w:right="40" w:hanging="361"/>
-      </w:pPr>
-      <w:r>
+        <w:rPr>
+          <w:sz w:val="24"/>
+        </w:rPr>
+      </w:pPr>
+      <w:r>
+        <w:rPr>
+          <w:sz w:val="24"/>
+        </w:rPr>
         <w:t xml:space="preserve">Click create. </w:t>
       </w:r>
     </w:p>
@@ -960,8 +969,14 @@
       <w:pPr>
         <w:spacing w:after="0" w:line="259" w:lineRule="auto"/>
         <w:ind w:left="1496" w:firstLine="0"/>
-      </w:pPr>
-      <w:r>
+        <w:rPr>
+          <w:sz w:val="24"/>
+        </w:rPr>
+      </w:pPr>
+      <w:r>
+        <w:rPr>
+          <w:sz w:val="24"/>
+        </w:rPr>
         <w:t xml:space="preserve"> </w:t>
       </w:r>
     </w:p>
@@ -1044,8 +1059,14 @@
           <w:numId w:val="3"/>
         </w:numPr>
         <w:ind w:right="40" w:hanging="360"/>
-      </w:pPr>
-      <w:r>
+        <w:rPr>
+          <w:sz w:val="24"/>
+        </w:rPr>
+      </w:pPr>
+      <w:r>
+        <w:rPr>
+          <w:sz w:val="24"/>
+        </w:rPr>
         <w:t xml:space="preserve">Go over to the RDS Console and click ‘create database.’ </w:t>
       </w:r>
     </w:p>
@@ -1056,8 +1077,14 @@
           <w:numId w:val="3"/>
         </w:numPr>
         <w:ind w:right="40" w:hanging="360"/>
-      </w:pPr>
-      <w:r>
+        <w:rPr>
+          <w:sz w:val="24"/>
+        </w:rPr>
+      </w:pPr>
+      <w:r>
+        <w:rPr>
+          <w:sz w:val="24"/>
+        </w:rPr>
         <w:t xml:space="preserve">Within the console select ‘standard create’. </w:t>
       </w:r>
     </w:p>
@@ -1069,8 +1096,14 @@
         </w:numPr>
         <w:spacing w:after="27"/>
         <w:ind w:right="40" w:hanging="360"/>
-      </w:pPr>
-      <w:r>
+        <w:rPr>
+          <w:sz w:val="24"/>
+        </w:rPr>
+      </w:pPr>
+      <w:r>
+        <w:rPr>
+          <w:sz w:val="24"/>
+        </w:rPr>
         <w:t xml:space="preserve">Select MySQL and select ‘dev/test’ under the sample template options. Choose ‘single instance’ under Availability and Security.  </w:t>
       </w:r>
     </w:p>
@@ -1081,22 +1114,40 @@
           <w:numId w:val="3"/>
         </w:numPr>
         <w:ind w:right="40" w:hanging="360"/>
-      </w:pPr>
-      <w:r>
+        <w:rPr>
+          <w:sz w:val="24"/>
+        </w:rPr>
+      </w:pPr>
+      <w:r>
+        <w:rPr>
+          <w:sz w:val="24"/>
+        </w:rPr>
         <w:t>For ‘DB instance identifier’ use the name ‘dc-</w:t>
       </w:r>
       <w:proofErr w:type="spellStart"/>
       <w:r>
+        <w:rPr>
+          <w:sz w:val="24"/>
+        </w:rPr>
         <w:t>php</w:t>
       </w:r>
       <w:proofErr w:type="spellEnd"/>
       <w:r>
+        <w:rPr>
+          <w:sz w:val="24"/>
+        </w:rPr>
         <w:t xml:space="preserve">-webapp-database’ and choose admin for the master username, and ‘password’ for the password. Make a note of these </w:t>
       </w:r>
       <w:r>
+        <w:rPr>
+          <w:sz w:val="24"/>
+        </w:rPr>
         <w:t>as they will be used</w:t>
       </w:r>
       <w:r>
+        <w:rPr>
+          <w:sz w:val="24"/>
+        </w:rPr>
         <w:t xml:space="preserve"> later. </w:t>
       </w:r>
     </w:p>
@@ -1107,8 +1158,14 @@
           <w:numId w:val="3"/>
         </w:numPr>
         <w:ind w:right="40" w:hanging="360"/>
-      </w:pPr>
-      <w:r>
+        <w:rPr>
+          <w:sz w:val="24"/>
+        </w:rPr>
+      </w:pPr>
+      <w:r>
+        <w:rPr>
+          <w:sz w:val="24"/>
+        </w:rPr>
         <w:t xml:space="preserve">Change the storage type to ‘General Purpose SSD (gp2)’ and set the allocation to 20 GB. </w:t>
       </w:r>
     </w:p>
@@ -1119,24 +1176,42 @@
           <w:numId w:val="3"/>
         </w:numPr>
         <w:ind w:right="40" w:hanging="360"/>
-      </w:pPr>
-      <w:r>
+        <w:rPr>
+          <w:sz w:val="24"/>
+        </w:rPr>
+      </w:pPr>
+      <w:r>
+        <w:rPr>
+          <w:sz w:val="24"/>
+        </w:rPr>
         <w:t>Scroll down and select the Default VPC and choose the dc-</w:t>
       </w:r>
       <w:proofErr w:type="spellStart"/>
       <w:r>
+        <w:rPr>
+          <w:sz w:val="24"/>
+        </w:rPr>
         <w:t>php</w:t>
       </w:r>
       <w:proofErr w:type="spellEnd"/>
       <w:r>
+        <w:rPr>
+          <w:sz w:val="24"/>
+        </w:rPr>
         <w:t>-webapp-</w:t>
       </w:r>
       <w:proofErr w:type="spellStart"/>
       <w:r>
+        <w:rPr>
+          <w:sz w:val="24"/>
+        </w:rPr>
         <w:t>dbserverssg</w:t>
       </w:r>
       <w:proofErr w:type="spellEnd"/>
       <w:r>
+        <w:rPr>
+          <w:sz w:val="24"/>
+        </w:rPr>
         <w:t xml:space="preserve">, deselecting the default security group. </w:t>
       </w:r>
     </w:p>
@@ -1147,8 +1222,14 @@
           <w:numId w:val="3"/>
         </w:numPr>
         <w:ind w:right="40" w:hanging="360"/>
-      </w:pPr>
-      <w:r>
+        <w:rPr>
+          <w:sz w:val="24"/>
+        </w:rPr>
+      </w:pPr>
+      <w:r>
+        <w:rPr>
+          <w:sz w:val="24"/>
+        </w:rPr>
         <w:t xml:space="preserve">Expand the additional configuration and call the initial database ‘sample’.  </w:t>
       </w:r>
     </w:p>
@@ -1159,8 +1240,14 @@
           <w:numId w:val="3"/>
         </w:numPr>
         <w:ind w:right="40" w:hanging="360"/>
-      </w:pPr>
-      <w:r>
+        <w:rPr>
+          <w:sz w:val="24"/>
+        </w:rPr>
+      </w:pPr>
+      <w:r>
+        <w:rPr>
+          <w:sz w:val="24"/>
+        </w:rPr>
         <w:t xml:space="preserve">Click create. </w:t>
       </w:r>
     </w:p>
@@ -1171,8 +1258,14 @@
           <w:numId w:val="3"/>
         </w:numPr>
         <w:ind w:right="40" w:hanging="360"/>
-      </w:pPr>
-      <w:r>
+        <w:rPr>
+          <w:sz w:val="24"/>
+        </w:rPr>
+      </w:pPr>
+      <w:r>
+        <w:rPr>
+          <w:sz w:val="24"/>
+        </w:rPr>
         <w:t xml:space="preserve">Once created make a note of the RDS endpoint. </w:t>
       </w:r>
     </w:p>
@@ -2249,88 +2342,154 @@
     <w:p>
       <w:pPr>
         <w:ind w:right="40"/>
-      </w:pPr>
-      <w:r>
+        <w:rPr>
+          <w:sz w:val="24"/>
+        </w:rPr>
+      </w:pPr>
+      <w:r>
+        <w:rPr>
+          <w:sz w:val="24"/>
+        </w:rPr>
         <w:t xml:space="preserve">CREATE TABLE orders (id </w:t>
       </w:r>
       <w:proofErr w:type="gramStart"/>
       <w:r>
+        <w:rPr>
+          <w:sz w:val="24"/>
+        </w:rPr>
         <w:t>INT(</w:t>
       </w:r>
       <w:proofErr w:type="gramEnd"/>
       <w:r>
+        <w:rPr>
+          <w:sz w:val="24"/>
+        </w:rPr>
         <w:t xml:space="preserve">6) UNSIGNED AUTO_INCREMENT PRIMARY KEY, </w:t>
       </w:r>
       <w:proofErr w:type="spellStart"/>
       <w:r>
+        <w:rPr>
+          <w:sz w:val="24"/>
+        </w:rPr>
         <w:t>ordernumber</w:t>
       </w:r>
       <w:proofErr w:type="spellEnd"/>
       <w:r>
+        <w:rPr>
+          <w:sz w:val="24"/>
+        </w:rPr>
         <w:t xml:space="preserve"> </w:t>
       </w:r>
       <w:proofErr w:type="gramStart"/>
       <w:r>
+        <w:rPr>
+          <w:sz w:val="24"/>
+        </w:rPr>
         <w:t>VARCHAR(</w:t>
       </w:r>
       <w:proofErr w:type="gramEnd"/>
       <w:r>
+        <w:rPr>
+          <w:sz w:val="24"/>
+        </w:rPr>
         <w:t xml:space="preserve">30) NOT NULL, </w:t>
       </w:r>
       <w:proofErr w:type="spellStart"/>
       <w:r>
+        <w:rPr>
+          <w:sz w:val="24"/>
+        </w:rPr>
         <w:t>customername</w:t>
       </w:r>
       <w:proofErr w:type="spellEnd"/>
       <w:r>
+        <w:rPr>
+          <w:sz w:val="24"/>
+        </w:rPr>
         <w:t xml:space="preserve"> </w:t>
       </w:r>
       <w:proofErr w:type="gramStart"/>
       <w:r>
+        <w:rPr>
+          <w:sz w:val="24"/>
+        </w:rPr>
         <w:t>VARCHAR(</w:t>
       </w:r>
       <w:proofErr w:type="gramEnd"/>
       <w:r>
+        <w:rPr>
+          <w:sz w:val="24"/>
+        </w:rPr>
         <w:t xml:space="preserve">30) NOT NULL, address </w:t>
       </w:r>
       <w:proofErr w:type="gramStart"/>
       <w:r>
+        <w:rPr>
+          <w:sz w:val="24"/>
+        </w:rPr>
         <w:t>VARCHAR(</w:t>
       </w:r>
       <w:proofErr w:type="gramEnd"/>
       <w:r>
+        <w:rPr>
+          <w:sz w:val="24"/>
+        </w:rPr>
         <w:t xml:space="preserve">150) NOT NULL, item </w:t>
       </w:r>
       <w:proofErr w:type="gramStart"/>
       <w:r>
+        <w:rPr>
+          <w:sz w:val="24"/>
+        </w:rPr>
         <w:t>VARCHAR(</w:t>
       </w:r>
       <w:proofErr w:type="gramEnd"/>
       <w:r>
+        <w:rPr>
+          <w:sz w:val="24"/>
+        </w:rPr>
         <w:t xml:space="preserve">50) NOT NULL, price </w:t>
       </w:r>
       <w:proofErr w:type="gramStart"/>
       <w:r>
+        <w:rPr>
+          <w:sz w:val="24"/>
+        </w:rPr>
         <w:t>DECIMAL(</w:t>
       </w:r>
       <w:proofErr w:type="gramEnd"/>
       <w:r>
+        <w:rPr>
+          <w:sz w:val="24"/>
+        </w:rPr>
         <w:t xml:space="preserve">10,2) </w:t>
       </w:r>
     </w:p>
     <w:p>
       <w:pPr>
         <w:ind w:right="40"/>
-      </w:pPr>
-      <w:r>
+        <w:rPr>
+          <w:sz w:val="24"/>
+        </w:rPr>
+      </w:pPr>
+      <w:r>
+        <w:rPr>
+          <w:sz w:val="24"/>
+        </w:rPr>
         <w:t xml:space="preserve">NOT NULL, date TIMESTAMP DEFAULT CURRENT_TIMESTAMP ON UPDATE </w:t>
       </w:r>
     </w:p>
     <w:p>
       <w:pPr>
         <w:ind w:right="40"/>
-      </w:pPr>
-      <w:r>
+        <w:rPr>
+          <w:sz w:val="24"/>
+        </w:rPr>
+      </w:pPr>
+      <w:r>
+        <w:rPr>
+          <w:sz w:val="24"/>
+        </w:rPr>
         <w:t xml:space="preserve">CURRENT_TIMESTAMP); </w:t>
       </w:r>
     </w:p>

--- a/aws-projects/aws-crossregion-disaster-recovery/docs/Cross Region Disaster Recovery.docx
+++ b/aws-projects/aws-crossregion-disaster-recovery/docs/Cross Region Disaster Recovery.docx
@@ -1184,7 +1184,19 @@
         <w:rPr>
           <w:sz w:val="24"/>
         </w:rPr>
-        <w:t>Scroll down and select the Default VPC and choose the dc-</w:t>
+        <w:t xml:space="preserve">Scroll down and select the Default VPC and choose the </w:t>
+      </w:r>
+      <w:r>
+        <w:rPr>
+          <w:sz w:val="24"/>
+        </w:rPr>
+        <w:t>‘</w:t>
+      </w:r>
+      <w:r>
+        <w:rPr>
+          <w:sz w:val="24"/>
+        </w:rPr>
+        <w:t>dc-</w:t>
       </w:r>
       <w:proofErr w:type="spellStart"/>
       <w:r>
@@ -1208,6 +1220,12 @@
         <w:t>dbserverssg</w:t>
       </w:r>
       <w:proofErr w:type="spellEnd"/>
+      <w:r>
+        <w:rPr>
+          <w:sz w:val="24"/>
+        </w:rPr>
+        <w:t>’</w:t>
+      </w:r>
       <w:r>
         <w:rPr>
           <w:sz w:val="24"/>
@@ -1413,7 +1431,6 @@
         <w:t>-webapp-webserver-secrets-</w:t>
       </w:r>
       <w:proofErr w:type="spellStart"/>
-      <w:proofErr w:type="gramStart"/>
       <w:r>
         <w:rPr>
           <w:sz w:val="24"/>
@@ -1421,19 +1438,11 @@
         <w:t>access.json</w:t>
       </w:r>
       <w:proofErr w:type="spellEnd"/>
-      <w:proofErr w:type="gramEnd"/>
-      <w:r>
-        <w:rPr>
-          <w:sz w:val="24"/>
-        </w:rPr>
-        <w:t xml:space="preserve">’ and call it by the same name (without </w:t>
-      </w:r>
-      <w:proofErr w:type="gramStart"/>
-      <w:r>
-        <w:rPr>
-          <w:sz w:val="24"/>
-        </w:rPr>
-        <w:t>the .</w:t>
+      <w:r>
+        <w:rPr>
+          <w:sz w:val="24"/>
+        </w:rPr>
+        <w:t>’ and call it by the same name (without the .</w:t>
       </w:r>
       <w:proofErr w:type="spellStart"/>
       <w:r>
@@ -1443,7 +1452,6 @@
         <w:t>json</w:t>
       </w:r>
       <w:proofErr w:type="spellEnd"/>
-      <w:proofErr w:type="gramEnd"/>
       <w:r>
         <w:rPr>
           <w:sz w:val="24"/>
@@ -2350,21 +2358,7 @@
         <w:rPr>
           <w:sz w:val="24"/>
         </w:rPr>
-        <w:t xml:space="preserve">CREATE TABLE orders (id </w:t>
-      </w:r>
-      <w:proofErr w:type="gramStart"/>
-      <w:r>
-        <w:rPr>
-          <w:sz w:val="24"/>
-        </w:rPr>
-        <w:t>INT(</w:t>
-      </w:r>
-      <w:proofErr w:type="gramEnd"/>
-      <w:r>
-        <w:rPr>
-          <w:sz w:val="24"/>
-        </w:rPr>
-        <w:t xml:space="preserve">6) UNSIGNED AUTO_INCREMENT PRIMARY KEY, </w:t>
+        <w:t xml:space="preserve">CREATE TABLE orders (id INT(6) UNSIGNED AUTO_INCREMENT PRIMARY KEY, </w:t>
       </w:r>
       <w:proofErr w:type="spellStart"/>
       <w:r>
@@ -2378,21 +2372,7 @@
         <w:rPr>
           <w:sz w:val="24"/>
         </w:rPr>
-        <w:t xml:space="preserve"> </w:t>
-      </w:r>
-      <w:proofErr w:type="gramStart"/>
-      <w:r>
-        <w:rPr>
-          <w:sz w:val="24"/>
-        </w:rPr>
-        <w:t>VARCHAR(</w:t>
-      </w:r>
-      <w:proofErr w:type="gramEnd"/>
-      <w:r>
-        <w:rPr>
-          <w:sz w:val="24"/>
-        </w:rPr>
-        <w:t xml:space="preserve">30) NOT NULL, </w:t>
+        <w:t xml:space="preserve"> VARCHAR(30) NOT NULL, </w:t>
       </w:r>
       <w:proofErr w:type="spellStart"/>
       <w:r>
@@ -2406,63 +2386,7 @@
         <w:rPr>
           <w:sz w:val="24"/>
         </w:rPr>
-        <w:t xml:space="preserve"> </w:t>
-      </w:r>
-      <w:proofErr w:type="gramStart"/>
-      <w:r>
-        <w:rPr>
-          <w:sz w:val="24"/>
-        </w:rPr>
-        <w:t>VARCHAR(</w:t>
-      </w:r>
-      <w:proofErr w:type="gramEnd"/>
-      <w:r>
-        <w:rPr>
-          <w:sz w:val="24"/>
-        </w:rPr>
-        <w:t xml:space="preserve">30) NOT NULL, address </w:t>
-      </w:r>
-      <w:proofErr w:type="gramStart"/>
-      <w:r>
-        <w:rPr>
-          <w:sz w:val="24"/>
-        </w:rPr>
-        <w:t>VARCHAR(</w:t>
-      </w:r>
-      <w:proofErr w:type="gramEnd"/>
-      <w:r>
-        <w:rPr>
-          <w:sz w:val="24"/>
-        </w:rPr>
-        <w:t xml:space="preserve">150) NOT NULL, item </w:t>
-      </w:r>
-      <w:proofErr w:type="gramStart"/>
-      <w:r>
-        <w:rPr>
-          <w:sz w:val="24"/>
-        </w:rPr>
-        <w:t>VARCHAR(</w:t>
-      </w:r>
-      <w:proofErr w:type="gramEnd"/>
-      <w:r>
-        <w:rPr>
-          <w:sz w:val="24"/>
-        </w:rPr>
-        <w:t xml:space="preserve">50) NOT NULL, price </w:t>
-      </w:r>
-      <w:proofErr w:type="gramStart"/>
-      <w:r>
-        <w:rPr>
-          <w:sz w:val="24"/>
-        </w:rPr>
-        <w:t>DECIMAL(</w:t>
-      </w:r>
-      <w:proofErr w:type="gramEnd"/>
-      <w:r>
-        <w:rPr>
-          <w:sz w:val="24"/>
-        </w:rPr>
-        <w:t xml:space="preserve">10,2) </w:t>
+        <w:t xml:space="preserve"> VARCHAR(30) NOT NULL, address VARCHAR(150) NOT NULL, item VARCHAR(50) NOT NULL, price DECIMAL(10,2) </w:t>
       </w:r>
     </w:p>
     <w:p>
@@ -2639,7 +2563,6 @@
         <w:t xml:space="preserve">Select the secondary Region (us-west-1, </w:t>
       </w:r>
       <w:proofErr w:type="spellStart"/>
-      <w:proofErr w:type="gramStart"/>
       <w:r>
         <w:rPr>
           <w:sz w:val="24"/>
@@ -2647,7 +2570,6 @@
         <w:t>N.California</w:t>
       </w:r>
       <w:proofErr w:type="spellEnd"/>
-      <w:proofErr w:type="gramEnd"/>
       <w:r>
         <w:rPr>
           <w:sz w:val="24"/>
@@ -3214,7 +3136,6 @@
         <w:t>On the actions menu select ‘Copy AMI’ and for destination Region select ‘US West (</w:t>
       </w:r>
       <w:proofErr w:type="spellStart"/>
-      <w:proofErr w:type="gramStart"/>
       <w:r>
         <w:rPr>
           <w:sz w:val="24"/>
@@ -3222,7 +3143,6 @@
         <w:t>N.California</w:t>
       </w:r>
       <w:proofErr w:type="spellEnd"/>
-      <w:proofErr w:type="gramEnd"/>
       <w:r>
         <w:rPr>
           <w:sz w:val="24"/>
@@ -3392,21 +3312,7 @@
         <w:rPr>
           <w:sz w:val="24"/>
         </w:rPr>
-        <w:t>Select t</w:t>
-      </w:r>
-      <w:proofErr w:type="gramStart"/>
-      <w:r>
-        <w:rPr>
-          <w:sz w:val="24"/>
-        </w:rPr>
-        <w:t>2.micro</w:t>
-      </w:r>
-      <w:proofErr w:type="gramEnd"/>
-      <w:r>
-        <w:rPr>
-          <w:sz w:val="24"/>
-        </w:rPr>
-        <w:t xml:space="preserve"> as the instance type, proceed without key pair and choose the ‘</w:t>
+        <w:t>Select t2.micro as the instance type, proceed without key pair and choose the ‘</w:t>
       </w:r>
       <w:proofErr w:type="spellStart"/>
       <w:r>
@@ -4008,21 +3914,7 @@
         <w:rPr>
           <w:sz w:val="24"/>
         </w:rPr>
-        <w:t xml:space="preserve">Go to the Route 53 console and click on ‘Hosted </w:t>
-      </w:r>
-      <w:proofErr w:type="gramStart"/>
-      <w:r>
-        <w:rPr>
-          <w:sz w:val="24"/>
-        </w:rPr>
-        <w:t>zones’</w:t>
-      </w:r>
-      <w:proofErr w:type="gramEnd"/>
-      <w:r>
-        <w:rPr>
-          <w:sz w:val="24"/>
-        </w:rPr>
-        <w:t xml:space="preserve">. </w:t>
+        <w:t xml:space="preserve">Go to the Route 53 console and click on ‘Hosted zones’. </w:t>
       </w:r>
     </w:p>
     <w:p>
@@ -4689,21 +4581,7 @@
         <w:rPr>
           <w:sz w:val="24"/>
         </w:rPr>
-        <w:t xml:space="preserve">Click ‘Create </w:t>
-      </w:r>
-      <w:proofErr w:type="gramStart"/>
-      <w:r>
-        <w:rPr>
-          <w:sz w:val="24"/>
-        </w:rPr>
-        <w:t>records’</w:t>
-      </w:r>
-      <w:proofErr w:type="gramEnd"/>
-      <w:r>
-        <w:rPr>
-          <w:sz w:val="24"/>
-        </w:rPr>
-        <w:t xml:space="preserve">. </w:t>
+        <w:t xml:space="preserve">Click ‘Create records’. </w:t>
       </w:r>
     </w:p>
     <w:p>
@@ -4844,21 +4722,7 @@
         <w:rPr>
           <w:sz w:val="24"/>
         </w:rPr>
-        <w:t xml:space="preserve">After a short period of </w:t>
-      </w:r>
-      <w:proofErr w:type="gramStart"/>
-      <w:r>
-        <w:rPr>
-          <w:sz w:val="24"/>
-        </w:rPr>
-        <w:t>time</w:t>
-      </w:r>
-      <w:proofErr w:type="gramEnd"/>
-      <w:r>
-        <w:rPr>
-          <w:sz w:val="24"/>
-        </w:rPr>
-        <w:t xml:space="preserve"> you should see the connection to your database from your URL timing out.  </w:t>
+        <w:t xml:space="preserve">After a short period of time you should see the connection to your database from your URL timing out.  </w:t>
       </w:r>
     </w:p>
     <w:p>
@@ -4877,21 +4741,7 @@
         <w:rPr>
           <w:sz w:val="24"/>
         </w:rPr>
-        <w:t xml:space="preserve">We can now go to the us-west-1 Read Replica highlight it and on the </w:t>
-      </w:r>
-      <w:proofErr w:type="gramStart"/>
-      <w:r>
-        <w:rPr>
-          <w:sz w:val="24"/>
-        </w:rPr>
-        <w:t>actions</w:t>
-      </w:r>
-      <w:proofErr w:type="gramEnd"/>
-      <w:r>
-        <w:rPr>
-          <w:sz w:val="24"/>
-        </w:rPr>
-        <w:t xml:space="preserve"> menu, click ‘Promote’, and on the next page click ‘promote Read Replica’. </w:t>
+        <w:t xml:space="preserve">We can now go to the us-west-1 Read Replica highlight it and on the actions menu, click ‘Promote’, and on the next page click ‘promote Read Replica’. </w:t>
       </w:r>
     </w:p>
     <w:p>

--- a/aws-projects/aws-crossregion-disaster-recovery/docs/Cross Region Disaster Recovery.docx
+++ b/aws-projects/aws-crossregion-disaster-recovery/docs/Cross Region Disaster Recovery.docx
@@ -124,10 +124,10 @@
           <w:noProof/>
         </w:rPr>
         <w:drawing>
-          <wp:inline distT="0" distB="0" distL="0" distR="0" wp14:anchorId="7702FC91" wp14:editId="5330C9F9">
-            <wp:extent cx="5772150" cy="3246755"/>
-            <wp:effectExtent l="0" t="0" r="0" b="0"/>
-            <wp:docPr id="19990271" name="Picture 1"/>
+          <wp:inline distT="0" distB="0" distL="0" distR="0" wp14:anchorId="179BCF92" wp14:editId="4EA3318A">
+            <wp:extent cx="5772150" cy="3255645"/>
+            <wp:effectExtent l="0" t="0" r="0" b="1905"/>
+            <wp:docPr id="1397253195" name="Picture 1"/>
             <wp:cNvGraphicFramePr>
               <a:graphicFrameLocks xmlns:a="http://schemas.openxmlformats.org/drawingml/2006/main" noChangeAspect="1"/>
             </wp:cNvGraphicFramePr>
@@ -135,11 +135,11 @@
               <a:graphicData uri="http://schemas.openxmlformats.org/drawingml/2006/picture">
                 <pic:pic xmlns:pic="http://schemas.openxmlformats.org/drawingml/2006/picture">
                   <pic:nvPicPr>
-                    <pic:cNvPr id="19990271" name="Picture 19990271"/>
+                    <pic:cNvPr id="1397253195" name="Picture 1397253195"/>
                     <pic:cNvPicPr/>
                   </pic:nvPicPr>
                   <pic:blipFill>
-                    <a:blip r:embed="rId7">
+                    <a:blip r:embed="rId7" cstate="print">
                       <a:extLst>
                         <a:ext uri="{28A0092B-C50C-407E-A947-70E740481C1C}">
                           <a14:useLocalDpi xmlns:a14="http://schemas.microsoft.com/office/drawing/2010/main" val="0"/>
@@ -153,7 +153,7 @@
                   <pic:spPr>
                     <a:xfrm>
                       <a:off x="0" y="0"/>
-                      <a:ext cx="5772150" cy="3246755"/>
+                      <a:ext cx="5772150" cy="3255645"/>
                     </a:xfrm>
                     <a:prstGeom prst="rect">
                       <a:avLst/>
@@ -1431,6 +1431,7 @@
         <w:t>-webapp-webserver-secrets-</w:t>
       </w:r>
       <w:proofErr w:type="spellStart"/>
+      <w:proofErr w:type="gramStart"/>
       <w:r>
         <w:rPr>
           <w:sz w:val="24"/>
@@ -1438,11 +1439,19 @@
         <w:t>access.json</w:t>
       </w:r>
       <w:proofErr w:type="spellEnd"/>
-      <w:r>
-        <w:rPr>
-          <w:sz w:val="24"/>
-        </w:rPr>
-        <w:t>’ and call it by the same name (without the .</w:t>
+      <w:proofErr w:type="gramEnd"/>
+      <w:r>
+        <w:rPr>
+          <w:sz w:val="24"/>
+        </w:rPr>
+        <w:t xml:space="preserve">’ and call it by the same name (without </w:t>
+      </w:r>
+      <w:proofErr w:type="gramStart"/>
+      <w:r>
+        <w:rPr>
+          <w:sz w:val="24"/>
+        </w:rPr>
+        <w:t>the .</w:t>
       </w:r>
       <w:proofErr w:type="spellStart"/>
       <w:r>
@@ -1452,6 +1461,7 @@
         <w:t>json</w:t>
       </w:r>
       <w:proofErr w:type="spellEnd"/>
+      <w:proofErr w:type="gramEnd"/>
       <w:r>
         <w:rPr>
           <w:sz w:val="24"/>
@@ -2358,7 +2368,21 @@
         <w:rPr>
           <w:sz w:val="24"/>
         </w:rPr>
-        <w:t xml:space="preserve">CREATE TABLE orders (id INT(6) UNSIGNED AUTO_INCREMENT PRIMARY KEY, </w:t>
+        <w:t xml:space="preserve">CREATE TABLE orders (id </w:t>
+      </w:r>
+      <w:proofErr w:type="gramStart"/>
+      <w:r>
+        <w:rPr>
+          <w:sz w:val="24"/>
+        </w:rPr>
+        <w:t>INT(</w:t>
+      </w:r>
+      <w:proofErr w:type="gramEnd"/>
+      <w:r>
+        <w:rPr>
+          <w:sz w:val="24"/>
+        </w:rPr>
+        <w:t xml:space="preserve">6) UNSIGNED AUTO_INCREMENT PRIMARY KEY, </w:t>
       </w:r>
       <w:proofErr w:type="spellStart"/>
       <w:r>
@@ -2372,7 +2396,21 @@
         <w:rPr>
           <w:sz w:val="24"/>
         </w:rPr>
-        <w:t xml:space="preserve"> VARCHAR(30) NOT NULL, </w:t>
+        <w:t xml:space="preserve"> </w:t>
+      </w:r>
+      <w:proofErr w:type="gramStart"/>
+      <w:r>
+        <w:rPr>
+          <w:sz w:val="24"/>
+        </w:rPr>
+        <w:t>VARCHAR(</w:t>
+      </w:r>
+      <w:proofErr w:type="gramEnd"/>
+      <w:r>
+        <w:rPr>
+          <w:sz w:val="24"/>
+        </w:rPr>
+        <w:t xml:space="preserve">30) NOT NULL, </w:t>
       </w:r>
       <w:proofErr w:type="spellStart"/>
       <w:r>
@@ -2386,7 +2424,63 @@
         <w:rPr>
           <w:sz w:val="24"/>
         </w:rPr>
-        <w:t xml:space="preserve"> VARCHAR(30) NOT NULL, address VARCHAR(150) NOT NULL, item VARCHAR(50) NOT NULL, price DECIMAL(10,2) </w:t>
+        <w:t xml:space="preserve"> </w:t>
+      </w:r>
+      <w:proofErr w:type="gramStart"/>
+      <w:r>
+        <w:rPr>
+          <w:sz w:val="24"/>
+        </w:rPr>
+        <w:t>VARCHAR(</w:t>
+      </w:r>
+      <w:proofErr w:type="gramEnd"/>
+      <w:r>
+        <w:rPr>
+          <w:sz w:val="24"/>
+        </w:rPr>
+        <w:t xml:space="preserve">30) NOT NULL, address </w:t>
+      </w:r>
+      <w:proofErr w:type="gramStart"/>
+      <w:r>
+        <w:rPr>
+          <w:sz w:val="24"/>
+        </w:rPr>
+        <w:t>VARCHAR(</w:t>
+      </w:r>
+      <w:proofErr w:type="gramEnd"/>
+      <w:r>
+        <w:rPr>
+          <w:sz w:val="24"/>
+        </w:rPr>
+        <w:t xml:space="preserve">150) NOT NULL, item </w:t>
+      </w:r>
+      <w:proofErr w:type="gramStart"/>
+      <w:r>
+        <w:rPr>
+          <w:sz w:val="24"/>
+        </w:rPr>
+        <w:t>VARCHAR(</w:t>
+      </w:r>
+      <w:proofErr w:type="gramEnd"/>
+      <w:r>
+        <w:rPr>
+          <w:sz w:val="24"/>
+        </w:rPr>
+        <w:t xml:space="preserve">50) NOT NULL, price </w:t>
+      </w:r>
+      <w:proofErr w:type="gramStart"/>
+      <w:r>
+        <w:rPr>
+          <w:sz w:val="24"/>
+        </w:rPr>
+        <w:t>DECIMAL(</w:t>
+      </w:r>
+      <w:proofErr w:type="gramEnd"/>
+      <w:r>
+        <w:rPr>
+          <w:sz w:val="24"/>
+        </w:rPr>
+        <w:t xml:space="preserve">10,2) </w:t>
       </w:r>
     </w:p>
     <w:p>
@@ -2563,6 +2657,7 @@
         <w:t xml:space="preserve">Select the secondary Region (us-west-1, </w:t>
       </w:r>
       <w:proofErr w:type="spellStart"/>
+      <w:proofErr w:type="gramStart"/>
       <w:r>
         <w:rPr>
           <w:sz w:val="24"/>
@@ -2570,6 +2665,7 @@
         <w:t>N.California</w:t>
       </w:r>
       <w:proofErr w:type="spellEnd"/>
+      <w:proofErr w:type="gramEnd"/>
       <w:r>
         <w:rPr>
           <w:sz w:val="24"/>
@@ -3136,6 +3232,7 @@
         <w:t>On the actions menu select ‘Copy AMI’ and for destination Region select ‘US West (</w:t>
       </w:r>
       <w:proofErr w:type="spellStart"/>
+      <w:proofErr w:type="gramStart"/>
       <w:r>
         <w:rPr>
           <w:sz w:val="24"/>
@@ -3143,6 +3240,7 @@
         <w:t>N.California</w:t>
       </w:r>
       <w:proofErr w:type="spellEnd"/>
+      <w:proofErr w:type="gramEnd"/>
       <w:r>
         <w:rPr>
           <w:sz w:val="24"/>
@@ -3312,7 +3410,21 @@
         <w:rPr>
           <w:sz w:val="24"/>
         </w:rPr>
-        <w:t>Select t2.micro as the instance type, proceed without key pair and choose the ‘</w:t>
+        <w:t>Select t</w:t>
+      </w:r>
+      <w:proofErr w:type="gramStart"/>
+      <w:r>
+        <w:rPr>
+          <w:sz w:val="24"/>
+        </w:rPr>
+        <w:t>2.micro</w:t>
+      </w:r>
+      <w:proofErr w:type="gramEnd"/>
+      <w:r>
+        <w:rPr>
+          <w:sz w:val="24"/>
+        </w:rPr>
+        <w:t xml:space="preserve"> as the instance type, proceed without key pair and choose the ‘</w:t>
       </w:r>
       <w:proofErr w:type="spellStart"/>
       <w:r>
@@ -3914,7 +4026,21 @@
         <w:rPr>
           <w:sz w:val="24"/>
         </w:rPr>
-        <w:t xml:space="preserve">Go to the Route 53 console and click on ‘Hosted zones’. </w:t>
+        <w:t xml:space="preserve">Go to the Route 53 console and click on ‘Hosted </w:t>
+      </w:r>
+      <w:proofErr w:type="gramStart"/>
+      <w:r>
+        <w:rPr>
+          <w:sz w:val="24"/>
+        </w:rPr>
+        <w:t>zones’</w:t>
+      </w:r>
+      <w:proofErr w:type="gramEnd"/>
+      <w:r>
+        <w:rPr>
+          <w:sz w:val="24"/>
+        </w:rPr>
+        <w:t xml:space="preserve">. </w:t>
       </w:r>
     </w:p>
     <w:p>
@@ -4581,7 +4707,21 @@
         <w:rPr>
           <w:sz w:val="24"/>
         </w:rPr>
-        <w:t xml:space="preserve">Click ‘Create records’. </w:t>
+        <w:t xml:space="preserve">Click ‘Create </w:t>
+      </w:r>
+      <w:proofErr w:type="gramStart"/>
+      <w:r>
+        <w:rPr>
+          <w:sz w:val="24"/>
+        </w:rPr>
+        <w:t>records’</w:t>
+      </w:r>
+      <w:proofErr w:type="gramEnd"/>
+      <w:r>
+        <w:rPr>
+          <w:sz w:val="24"/>
+        </w:rPr>
+        <w:t xml:space="preserve">. </w:t>
       </w:r>
     </w:p>
     <w:p>
@@ -4722,7 +4862,21 @@
         <w:rPr>
           <w:sz w:val="24"/>
         </w:rPr>
-        <w:t xml:space="preserve">After a short period of time you should see the connection to your database from your URL timing out.  </w:t>
+        <w:t xml:space="preserve">After a short period of </w:t>
+      </w:r>
+      <w:proofErr w:type="gramStart"/>
+      <w:r>
+        <w:rPr>
+          <w:sz w:val="24"/>
+        </w:rPr>
+        <w:t>time</w:t>
+      </w:r>
+      <w:proofErr w:type="gramEnd"/>
+      <w:r>
+        <w:rPr>
+          <w:sz w:val="24"/>
+        </w:rPr>
+        <w:t xml:space="preserve"> you should see the connection to your database from your URL timing out.  </w:t>
       </w:r>
     </w:p>
     <w:p>
@@ -4741,7 +4895,21 @@
         <w:rPr>
           <w:sz w:val="24"/>
         </w:rPr>
-        <w:t xml:space="preserve">We can now go to the us-west-1 Read Replica highlight it and on the actions menu, click ‘Promote’, and on the next page click ‘promote Read Replica’. </w:t>
+        <w:t xml:space="preserve">We can now go to the us-west-1 Read Replica highlight it and on the </w:t>
+      </w:r>
+      <w:proofErr w:type="gramStart"/>
+      <w:r>
+        <w:rPr>
+          <w:sz w:val="24"/>
+        </w:rPr>
+        <w:t>actions</w:t>
+      </w:r>
+      <w:proofErr w:type="gramEnd"/>
+      <w:r>
+        <w:rPr>
+          <w:sz w:val="24"/>
+        </w:rPr>
+        <w:t xml:space="preserve"> menu, click ‘Promote’, and on the next page click ‘promote Read Replica’. </w:t>
       </w:r>
     </w:p>
     <w:p>

--- a/aws-projects/aws-crossregion-disaster-recovery/docs/Cross Region Disaster Recovery.docx
+++ b/aws-projects/aws-crossregion-disaster-recovery/docs/Cross Region Disaster Recovery.docx
@@ -4864,14 +4864,12 @@
         </w:rPr>
         <w:t xml:space="preserve">After a short period of </w:t>
       </w:r>
-      <w:proofErr w:type="gramStart"/>
-      <w:r>
-        <w:rPr>
-          <w:sz w:val="24"/>
-        </w:rPr>
-        <w:t>time</w:t>
-      </w:r>
-      <w:proofErr w:type="gramEnd"/>
+      <w:r>
+        <w:rPr>
+          <w:sz w:val="24"/>
+        </w:rPr>
+        <w:t>time,</w:t>
+      </w:r>
       <w:r>
         <w:rPr>
           <w:sz w:val="24"/>
